--- a/SantanderCS/report/2.3.데이터전처리.docx
+++ b/SantanderCS/report/2.3.데이터전처리.docx
@@ -4,19 +4,26 @@
   <w:body>
     <w:p>
       <w:pPr>
-        <w:pStyle w:val="1"/>
+        <w:pStyle w:val="31"/>
         <w:rPr>
           <w:lang w:eastAsia="ko-KR"/>
         </w:rPr>
       </w:pPr>
       <w:r>
         <w:rPr>
+          <w:rFonts w:hint="eastAsia"/>
+        </w:rPr>
+        <w:t xml:space="preserve"> </w:t>
+      </w:r>
+      <w:r>
+        <w:rPr>
           <w:lang w:eastAsia="ko-KR"/>
         </w:rPr>
         <w:t xml:space="preserve">2.3 </w:t>
       </w:r>
       <w:r>
         <w:rPr>
+          <w:rFonts w:ascii="맑은 고딕" w:eastAsia="맑은 고딕" w:hAnsi="맑은 고딕" w:cs="맑은 고딕" w:hint="eastAsia"/>
           <w:lang w:eastAsia="ko-KR"/>
         </w:rPr>
         <w:t>데이터</w:t>
@@ -30,6 +37,7 @@
       <w:proofErr w:type="spellStart"/>
       <w:r>
         <w:rPr>
+          <w:rFonts w:ascii="맑은 고딕" w:eastAsia="맑은 고딕" w:hAnsi="맑은 고딕" w:cs="맑은 고딕" w:hint="eastAsia"/>
           <w:lang w:eastAsia="ko-KR"/>
         </w:rPr>
         <w:t>전처리</w:t>
@@ -1010,12 +1018,21 @@
     <w:p>
       <w:pPr>
         <w:rPr>
-          <w:rFonts w:eastAsiaTheme="majorEastAsia" w:hint="eastAsia"/>
+          <w:rFonts w:eastAsiaTheme="majorEastAsia"/>
           <w:b/>
           <w:bCs/>
           <w:lang w:eastAsia="ko-KR"/>
         </w:rPr>
       </w:pPr>
+      <w:r>
+        <w:rPr>
+          <w:rFonts w:ascii="맑은 고딕" w:eastAsia="맑은 고딕" w:hAnsi="맑은 고딕" w:cs="맑은 고딕" w:hint="eastAsia"/>
+          <w:b/>
+          <w:bCs/>
+          <w:lang w:eastAsia="ko-KR"/>
+        </w:rPr>
+        <w:t xml:space="preserve">[표] </w:t>
+      </w:r>
       <w:proofErr w:type="spellStart"/>
       <w:r>
         <w:rPr>
@@ -1080,40 +1097,23 @@
     </w:p>
     <w:tbl>
       <w:tblPr>
+        <w:tblStyle w:val="5-1"/>
         <w:tblW w:w="0" w:type="auto"/>
-        <w:tblCellSpacing w:w="15" w:type="dxa"/>
-        <w:tblCellMar>
-          <w:left w:w="0" w:type="dxa"/>
-          <w:right w:w="0" w:type="dxa"/>
-        </w:tblCellMar>
         <w:tblLook w:val="04A0" w:firstRow="1" w:lastRow="0" w:firstColumn="1" w:lastColumn="0" w:noHBand="0" w:noVBand="1"/>
       </w:tblPr>
       <w:tblGrid>
-        <w:gridCol w:w="2316"/>
-        <w:gridCol w:w="6556"/>
+        <w:gridCol w:w="2012"/>
+        <w:gridCol w:w="6511"/>
       </w:tblGrid>
       <w:tr>
         <w:trPr>
+          <w:cnfStyle w:val="100000000000" w:firstRow="1" w:lastRow="0" w:firstColumn="0" w:lastColumn="0" w:oddVBand="0" w:evenVBand="0" w:oddHBand="0" w:evenHBand="0" w:firstRowFirstColumn="0" w:firstRowLastColumn="0" w:lastRowFirstColumn="0" w:lastRowLastColumn="0"/>
           <w:trHeight w:val="430"/>
-          <w:tblHeader/>
-          <w:tblCellSpacing w:w="15" w:type="dxa"/>
         </w:trPr>
         <w:tc>
           <w:tcPr>
+            <w:cnfStyle w:val="001000000000" w:firstRow="0" w:lastRow="0" w:firstColumn="1" w:lastColumn="0" w:oddVBand="0" w:evenVBand="0" w:oddHBand="0" w:evenHBand="0" w:firstRowFirstColumn="0" w:firstRowLastColumn="0" w:lastRowFirstColumn="0" w:lastRowLastColumn="0"/>
             <w:tcW w:w="0" w:type="auto"/>
-            <w:tcBorders>
-              <w:top w:val="single" w:sz="6" w:space="0" w:color="auto"/>
-              <w:left w:val="single" w:sz="6" w:space="0" w:color="auto"/>
-              <w:bottom w:val="single" w:sz="6" w:space="0" w:color="auto"/>
-              <w:right w:val="single" w:sz="6" w:space="0" w:color="auto"/>
-            </w:tcBorders>
-            <w:tcMar>
-              <w:top w:w="120" w:type="dxa"/>
-              <w:left w:w="180" w:type="dxa"/>
-              <w:bottom w:w="120" w:type="dxa"/>
-              <w:right w:w="180" w:type="dxa"/>
-            </w:tcMar>
-            <w:vAlign w:val="center"/>
             <w:hideMark/>
           </w:tcPr>
           <w:p>
@@ -1124,34 +1124,54 @@
               <w:autoSpaceDN w:val="0"/>
               <w:spacing w:after="160"/>
             </w:pPr>
-            <w:proofErr w:type="spellStart"/>
             <w:r>
               <w:rPr>
                 <w:rFonts w:ascii="맑은 고딕" w:eastAsia="맑은 고딕" w:hAnsi="맑은 고딕" w:cs="맑은 고딕" w:hint="eastAsia"/>
-                <w:b/>
-                <w:bCs/>
               </w:rPr>
               <w:t>단계</w:t>
             </w:r>
-            <w:proofErr w:type="spellEnd"/>
           </w:p>
         </w:tc>
         <w:tc>
           <w:tcPr>
             <w:tcW w:w="6511" w:type="dxa"/>
-            <w:tcBorders>
-              <w:top w:val="single" w:sz="6" w:space="0" w:color="auto"/>
-              <w:left w:val="single" w:sz="6" w:space="0" w:color="auto"/>
-              <w:bottom w:val="single" w:sz="6" w:space="0" w:color="auto"/>
-              <w:right w:val="single" w:sz="6" w:space="0" w:color="auto"/>
-            </w:tcBorders>
-            <w:tcMar>
-              <w:top w:w="120" w:type="dxa"/>
-              <w:left w:w="180" w:type="dxa"/>
-              <w:bottom w:w="120" w:type="dxa"/>
-              <w:right w:w="180" w:type="dxa"/>
-            </w:tcMar>
-            <w:vAlign w:val="center"/>
+            <w:hideMark/>
+          </w:tcPr>
+          <w:p>
+            <w:pPr>
+              <w:widowControl w:val="0"/>
+              <w:wordWrap w:val="0"/>
+              <w:autoSpaceDE w:val="0"/>
+              <w:autoSpaceDN w:val="0"/>
+              <w:spacing w:after="160"/>
+              <w:cnfStyle w:val="100000000000" w:firstRow="1" w:lastRow="0" w:firstColumn="0" w:lastColumn="0" w:oddVBand="0" w:evenVBand="0" w:oddHBand="0" w:evenHBand="0" w:firstRowFirstColumn="0" w:firstRowLastColumn="0" w:lastRowFirstColumn="0" w:lastRowLastColumn="0"/>
+            </w:pPr>
+            <w:r>
+              <w:rPr>
+                <w:rFonts w:ascii="맑은 고딕" w:eastAsia="맑은 고딕" w:hAnsi="맑은 고딕" w:cs="맑은 고딕" w:hint="eastAsia"/>
+              </w:rPr>
+              <w:t>주요</w:t>
+            </w:r>
+            <w:r>
+              <w:t xml:space="preserve"> </w:t>
+            </w:r>
+            <w:r>
+              <w:rPr>
+                <w:rFonts w:ascii="맑은 고딕" w:eastAsia="맑은 고딕" w:hAnsi="맑은 고딕" w:cs="맑은 고딕" w:hint="eastAsia"/>
+              </w:rPr>
+              <w:t>내용</w:t>
+            </w:r>
+          </w:p>
+        </w:tc>
+      </w:tr>
+      <w:tr>
+        <w:trPr>
+          <w:cnfStyle w:val="000000100000" w:firstRow="0" w:lastRow="0" w:firstColumn="0" w:lastColumn="0" w:oddVBand="0" w:evenVBand="0" w:oddHBand="1" w:evenHBand="0" w:firstRowFirstColumn="0" w:firstRowLastColumn="0" w:lastRowFirstColumn="0" w:lastRowLastColumn="0"/>
+        </w:trPr>
+        <w:tc>
+          <w:tcPr>
+            <w:cnfStyle w:val="001000000000" w:firstRow="0" w:lastRow="0" w:firstColumn="1" w:lastColumn="0" w:oddVBand="0" w:evenVBand="0" w:oddHBand="0" w:evenHBand="0" w:firstRowFirstColumn="0" w:firstRowLastColumn="0" w:lastRowFirstColumn="0" w:lastRowLastColumn="0"/>
+            <w:tcW w:w="0" w:type="auto"/>
             <w:hideMark/>
           </w:tcPr>
           <w:p>
@@ -1162,56 +1182,128 @@
               <w:autoSpaceDN w:val="0"/>
               <w:spacing w:after="160"/>
             </w:pPr>
+            <w:r>
+              <w:t xml:space="preserve">1. </w:t>
+            </w:r>
+            <w:r>
+              <w:rPr>
+                <w:rFonts w:ascii="맑은 고딕" w:eastAsia="맑은 고딕" w:hAnsi="맑은 고딕" w:cs="맑은 고딕" w:hint="eastAsia"/>
+              </w:rPr>
+              <w:t>데이터</w:t>
+            </w:r>
+            <w:r>
+              <w:t xml:space="preserve"> </w:t>
+            </w:r>
+            <w:r>
+              <w:rPr>
+                <w:rFonts w:ascii="맑은 고딕" w:eastAsia="맑은 고딕" w:hAnsi="맑은 고딕" w:cs="맑은 고딕" w:hint="eastAsia"/>
+              </w:rPr>
+              <w:t>정제</w:t>
+            </w:r>
+          </w:p>
+        </w:tc>
+        <w:tc>
+          <w:tcPr>
+            <w:tcW w:w="6511" w:type="dxa"/>
+            <w:hideMark/>
+          </w:tcPr>
+          <w:p>
+            <w:pPr>
+              <w:widowControl w:val="0"/>
+              <w:wordWrap w:val="0"/>
+              <w:autoSpaceDE w:val="0"/>
+              <w:autoSpaceDN w:val="0"/>
+              <w:spacing w:after="160"/>
+              <w:cnfStyle w:val="000000100000" w:firstRow="0" w:lastRow="0" w:firstColumn="0" w:lastColumn="0" w:oddVBand="0" w:evenVBand="0" w:oddHBand="1" w:evenHBand="0" w:firstRowFirstColumn="0" w:firstRowLastColumn="0" w:lastRowFirstColumn="0" w:lastRowLastColumn="0"/>
+            </w:pPr>
+            <w:r>
+              <w:rPr>
+                <w:rFonts w:ascii="맑은 고딕" w:eastAsia="맑은 고딕" w:hAnsi="맑은 고딕" w:cs="맑은 고딕" w:hint="eastAsia"/>
+              </w:rPr>
+              <w:t>비표준</w:t>
+            </w:r>
+            <w:r>
+              <w:t xml:space="preserve"> </w:t>
+            </w:r>
+            <w:r>
+              <w:rPr>
+                <w:rFonts w:ascii="맑은 고딕" w:eastAsia="맑은 고딕" w:hAnsi="맑은 고딕" w:cs="맑은 고딕" w:hint="eastAsia"/>
+              </w:rPr>
+              <w:t>값</w:t>
+            </w:r>
+            <w:r>
+              <w:t xml:space="preserve"> </w:t>
+            </w:r>
+            <w:r>
+              <w:rPr>
+                <w:rFonts w:ascii="맑은 고딕" w:eastAsia="맑은 고딕" w:hAnsi="맑은 고딕" w:cs="맑은 고딕" w:hint="eastAsia"/>
+              </w:rPr>
+              <w:t>처리</w:t>
+            </w:r>
+            <w:r>
+              <w:t xml:space="preserve"> </w:t>
+            </w:r>
+            <w:r>
+              <w:rPr>
+                <w:rFonts w:ascii="맑은 고딕" w:eastAsia="맑은 고딕" w:hAnsi="맑은 고딕" w:cs="맑은 고딕" w:hint="eastAsia"/>
+              </w:rPr>
+              <w:t>및</w:t>
+            </w:r>
+            <w:r>
+              <w:t xml:space="preserve"> </w:t>
+            </w:r>
             <w:proofErr w:type="spellStart"/>
             <w:r>
               <w:rPr>
                 <w:rFonts w:ascii="맑은 고딕" w:eastAsia="맑은 고딕" w:hAnsi="맑은 고딕" w:cs="맑은 고딕" w:hint="eastAsia"/>
-                <w:b/>
-                <w:bCs/>
-              </w:rPr>
-              <w:t>주요</w:t>
+              </w:rPr>
+              <w:t>결측치</w:t>
             </w:r>
             <w:proofErr w:type="spellEnd"/>
             <w:r>
-              <w:rPr>
-                <w:b/>
-                <w:bCs/>
-              </w:rPr>
               <w:t xml:space="preserve"> </w:t>
             </w:r>
-            <w:proofErr w:type="spellStart"/>
             <w:r>
               <w:rPr>
                 <w:rFonts w:ascii="맑은 고딕" w:eastAsia="맑은 고딕" w:hAnsi="맑은 고딕" w:cs="맑은 고딕" w:hint="eastAsia"/>
-                <w:b/>
-                <w:bCs/>
-              </w:rPr>
-              <w:t>내용</w:t>
-            </w:r>
-            <w:proofErr w:type="spellEnd"/>
+              </w:rPr>
+              <w:t>치환</w:t>
+            </w:r>
+            <w:r>
+              <w:t xml:space="preserve"> </w:t>
+            </w:r>
+            <w:r>
+              <w:rPr>
+                <w:rFonts w:ascii="맑은 고딕" w:eastAsia="맑은 고딕" w:hAnsi="맑은 고딕" w:cs="맑은 고딕" w:hint="eastAsia"/>
+              </w:rPr>
+              <w:t>전략</w:t>
+            </w:r>
+            <w:r>
+              <w:t xml:space="preserve"> </w:t>
+            </w:r>
+            <w:r>
+              <w:rPr>
+                <w:rFonts w:ascii="맑은 고딕" w:eastAsia="맑은 고딕" w:hAnsi="맑은 고딕" w:cs="맑은 고딕" w:hint="eastAsia"/>
+              </w:rPr>
+              <w:t>적용</w:t>
+            </w:r>
+            <w:r>
+              <w:t xml:space="preserve"> </w:t>
+            </w:r>
+            <w:r>
+              <w:rPr>
+                <w:vertAlign w:val="superscript"/>
+              </w:rPr>
+              <w:t>7</w:t>
+            </w:r>
           </w:p>
         </w:tc>
       </w:tr>
       <w:tr>
-        <w:trPr>
-          <w:tblCellSpacing w:w="15" w:type="dxa"/>
-        </w:trPr>
         <w:tc>
           <w:tcPr>
+            <w:cnfStyle w:val="001000000000" w:firstRow="0" w:lastRow="0" w:firstColumn="1" w:lastColumn="0" w:oddVBand="0" w:evenVBand="0" w:oddHBand="0" w:evenHBand="0" w:firstRowFirstColumn="0" w:firstRowLastColumn="0" w:lastRowFirstColumn="0" w:lastRowLastColumn="0"/>
             <w:tcW w:w="0" w:type="auto"/>
-            <w:tcBorders>
-              <w:top w:val="single" w:sz="6" w:space="0" w:color="auto"/>
-              <w:left w:val="single" w:sz="6" w:space="0" w:color="auto"/>
-              <w:bottom w:val="single" w:sz="6" w:space="0" w:color="auto"/>
-              <w:right w:val="single" w:sz="6" w:space="0" w:color="auto"/>
-            </w:tcBorders>
-            <w:tcMar>
-              <w:top w:w="120" w:type="dxa"/>
-              <w:left w:w="180" w:type="dxa"/>
-              <w:bottom w:w="120" w:type="dxa"/>
-              <w:right w:w="180" w:type="dxa"/>
-            </w:tcMar>
-            <w:vAlign w:val="center"/>
             <w:hideMark/>
           </w:tcPr>
           <w:p>
@@ -1223,57 +1315,31 @@
               <w:spacing w:after="160"/>
             </w:pPr>
             <w:r>
-              <w:rPr>
-                <w:b/>
-                <w:bCs/>
-              </w:rPr>
-              <w:t xml:space="preserve">1. </w:t>
-            </w:r>
-            <w:proofErr w:type="spellStart"/>
+              <w:t xml:space="preserve">2. </w:t>
+            </w:r>
             <w:r>
               <w:rPr>
                 <w:rFonts w:ascii="맑은 고딕" w:eastAsia="맑은 고딕" w:hAnsi="맑은 고딕" w:cs="맑은 고딕" w:hint="eastAsia"/>
-                <w:b/>
-                <w:bCs/>
-              </w:rPr>
-              <w:t>데이터</w:t>
-            </w:r>
-            <w:proofErr w:type="spellEnd"/>
-            <w:r>
-              <w:rPr>
-                <w:b/>
-                <w:bCs/>
-              </w:rPr>
+              </w:rPr>
+              <w:t>피처</w:t>
+            </w:r>
+            <w:r>
               <w:t xml:space="preserve"> </w:t>
             </w:r>
-            <w:proofErr w:type="spellStart"/>
             <w:r>
               <w:rPr>
                 <w:rFonts w:ascii="맑은 고딕" w:eastAsia="맑은 고딕" w:hAnsi="맑은 고딕" w:cs="맑은 고딕" w:hint="eastAsia"/>
-                <w:b/>
-                <w:bCs/>
-              </w:rPr>
-              <w:t>정제</w:t>
-            </w:r>
-            <w:proofErr w:type="spellEnd"/>
+              </w:rPr>
+              <w:t>선택</w:t>
+            </w:r>
+            <w:r>
+              <w:t xml:space="preserve"> (1)</w:t>
+            </w:r>
           </w:p>
         </w:tc>
         <w:tc>
           <w:tcPr>
             <w:tcW w:w="6511" w:type="dxa"/>
-            <w:tcBorders>
-              <w:top w:val="single" w:sz="6" w:space="0" w:color="auto"/>
-              <w:left w:val="single" w:sz="6" w:space="0" w:color="auto"/>
-              <w:bottom w:val="single" w:sz="6" w:space="0" w:color="auto"/>
-              <w:right w:val="single" w:sz="6" w:space="0" w:color="auto"/>
-            </w:tcBorders>
-            <w:tcMar>
-              <w:top w:w="120" w:type="dxa"/>
-              <w:left w:w="180" w:type="dxa"/>
-              <w:bottom w:w="120" w:type="dxa"/>
-              <w:right w:w="180" w:type="dxa"/>
-            </w:tcMar>
-            <w:vAlign w:val="center"/>
             <w:hideMark/>
           </w:tcPr>
           <w:p>
@@ -1283,146 +1349,73 @@
               <w:autoSpaceDE w:val="0"/>
               <w:autoSpaceDN w:val="0"/>
               <w:spacing w:after="160"/>
-              <w:rPr>
-                <w:lang w:eastAsia="ko-KR"/>
-              </w:rPr>
+              <w:cnfStyle w:val="000000000000" w:firstRow="0" w:lastRow="0" w:firstColumn="0" w:lastColumn="0" w:oddVBand="0" w:evenVBand="0" w:oddHBand="0" w:evenHBand="0" w:firstRowFirstColumn="0" w:firstRowLastColumn="0" w:lastRowFirstColumn="0" w:lastRowLastColumn="0"/>
             </w:pPr>
             <w:r>
+              <w:t xml:space="preserve">Zero-value </w:t>
+            </w:r>
+            <w:r>
               <w:rPr>
                 <w:rFonts w:ascii="맑은 고딕" w:eastAsia="맑은 고딕" w:hAnsi="맑은 고딕" w:cs="맑은 고딕" w:hint="eastAsia"/>
-                <w:lang w:eastAsia="ko-KR"/>
-              </w:rPr>
-              <w:t>비표준</w:t>
-            </w:r>
-            <w:r>
-              <w:rPr>
-                <w:lang w:eastAsia="ko-KR"/>
-              </w:rPr>
+              </w:rPr>
+              <w:t>비율</w:t>
+            </w:r>
+            <w:r>
               <w:t xml:space="preserve"> </w:t>
             </w:r>
             <w:r>
               <w:rPr>
                 <w:rFonts w:ascii="맑은 고딕" w:eastAsia="맑은 고딕" w:hAnsi="맑은 고딕" w:cs="맑은 고딕" w:hint="eastAsia"/>
-                <w:lang w:eastAsia="ko-KR"/>
-              </w:rPr>
-              <w:t>값</w:t>
-            </w:r>
-            <w:r>
-              <w:rPr>
-                <w:lang w:eastAsia="ko-KR"/>
-              </w:rPr>
+              </w:rPr>
+              <w:t>분석에</w:t>
+            </w:r>
+            <w:r>
               <w:t xml:space="preserve"> </w:t>
             </w:r>
             <w:r>
               <w:rPr>
                 <w:rFonts w:ascii="맑은 고딕" w:eastAsia="맑은 고딕" w:hAnsi="맑은 고딕" w:cs="맑은 고딕" w:hint="eastAsia"/>
-                <w:lang w:eastAsia="ko-KR"/>
-              </w:rPr>
-              <w:t>처리</w:t>
-            </w:r>
-            <w:r>
-              <w:rPr>
-                <w:lang w:eastAsia="ko-KR"/>
-              </w:rPr>
+              </w:rPr>
+              <w:t>따른</w:t>
+            </w:r>
+            <w:r>
               <w:t xml:space="preserve"> </w:t>
             </w:r>
             <w:r>
               <w:rPr>
                 <w:rFonts w:ascii="맑은 고딕" w:eastAsia="맑은 고딕" w:hAnsi="맑은 고딕" w:cs="맑은 고딕" w:hint="eastAsia"/>
-                <w:lang w:eastAsia="ko-KR"/>
-              </w:rPr>
-              <w:t>및</w:t>
-            </w:r>
-            <w:r>
-              <w:rPr>
-                <w:lang w:eastAsia="ko-KR"/>
-              </w:rPr>
+              </w:rPr>
+              <w:t>피처</w:t>
+            </w:r>
+            <w:r>
               <w:t xml:space="preserve"> </w:t>
             </w:r>
-            <w:proofErr w:type="spellStart"/>
             <w:r>
               <w:rPr>
                 <w:rFonts w:ascii="맑은 고딕" w:eastAsia="맑은 고딕" w:hAnsi="맑은 고딕" w:cs="맑은 고딕" w:hint="eastAsia"/>
-                <w:lang w:eastAsia="ko-KR"/>
-              </w:rPr>
-              <w:t>결측치</w:t>
-            </w:r>
-            <w:proofErr w:type="spellEnd"/>
-            <w:r>
-              <w:rPr>
-                <w:lang w:eastAsia="ko-KR"/>
-              </w:rPr>
+              </w:rPr>
+              <w:t>제거</w:t>
+            </w:r>
+            <w:r>
               <w:t xml:space="preserve"> </w:t>
             </w:r>
             <w:r>
               <w:rPr>
-                <w:rFonts w:ascii="맑은 고딕" w:eastAsia="맑은 고딕" w:hAnsi="맑은 고딕" w:cs="맑은 고딕" w:hint="eastAsia"/>
-                <w:lang w:eastAsia="ko-KR"/>
-              </w:rPr>
-              <w:t>치환</w:t>
-            </w:r>
-            <w:r>
-              <w:rPr>
-                <w:lang w:eastAsia="ko-KR"/>
-              </w:rPr>
-              <w:t xml:space="preserve"> </w:t>
-            </w:r>
-            <w:r>
-              <w:rPr>
-                <w:rFonts w:ascii="맑은 고딕" w:eastAsia="맑은 고딕" w:hAnsi="맑은 고딕" w:cs="맑은 고딕" w:hint="eastAsia"/>
-                <w:lang w:eastAsia="ko-KR"/>
-              </w:rPr>
-              <w:t>전략</w:t>
-            </w:r>
-            <w:r>
-              <w:rPr>
-                <w:lang w:eastAsia="ko-KR"/>
-              </w:rPr>
-              <w:t xml:space="preserve"> </w:t>
-            </w:r>
-            <w:r>
-              <w:rPr>
-                <w:rFonts w:ascii="맑은 고딕" w:eastAsia="맑은 고딕" w:hAnsi="맑은 고딕" w:cs="맑은 고딕" w:hint="eastAsia"/>
-                <w:lang w:eastAsia="ko-KR"/>
-              </w:rPr>
-              <w:t>적용</w:t>
-            </w:r>
-            <w:r>
-              <w:rPr>
-                <w:lang w:eastAsia="ko-KR"/>
-              </w:rPr>
-              <w:t xml:space="preserve"> </w:t>
-            </w:r>
-            <w:r>
-              <w:rPr>
                 <w:vertAlign w:val="superscript"/>
-                <w:lang w:eastAsia="ko-KR"/>
-              </w:rPr>
-              <w:t>7</w:t>
+              </w:rPr>
+              <w:t>8</w:t>
             </w:r>
           </w:p>
         </w:tc>
       </w:tr>
       <w:tr>
         <w:trPr>
-          <w:tblCellSpacing w:w="15" w:type="dxa"/>
+          <w:cnfStyle w:val="000000100000" w:firstRow="0" w:lastRow="0" w:firstColumn="0" w:lastColumn="0" w:oddVBand="0" w:evenVBand="0" w:oddHBand="1" w:evenHBand="0" w:firstRowFirstColumn="0" w:firstRowLastColumn="0" w:lastRowFirstColumn="0" w:lastRowLastColumn="0"/>
         </w:trPr>
         <w:tc>
           <w:tcPr>
+            <w:cnfStyle w:val="001000000000" w:firstRow="0" w:lastRow="0" w:firstColumn="1" w:lastColumn="0" w:oddVBand="0" w:evenVBand="0" w:oddHBand="0" w:evenHBand="0" w:firstRowFirstColumn="0" w:firstRowLastColumn="0" w:lastRowFirstColumn="0" w:lastRowLastColumn="0"/>
             <w:tcW w:w="0" w:type="auto"/>
-            <w:tcBorders>
-              <w:top w:val="single" w:sz="6" w:space="0" w:color="auto"/>
-              <w:left w:val="single" w:sz="6" w:space="0" w:color="auto"/>
-              <w:bottom w:val="single" w:sz="6" w:space="0" w:color="auto"/>
-              <w:right w:val="single" w:sz="6" w:space="0" w:color="auto"/>
-            </w:tcBorders>
-            <w:tcMar>
-              <w:top w:w="120" w:type="dxa"/>
-              <w:left w:w="180" w:type="dxa"/>
-              <w:bottom w:w="120" w:type="dxa"/>
-              <w:right w:w="180" w:type="dxa"/>
-            </w:tcMar>
-            <w:vAlign w:val="center"/>
             <w:hideMark/>
           </w:tcPr>
           <w:p>
@@ -1434,64 +1427,28 @@
               <w:spacing w:after="160"/>
             </w:pPr>
             <w:r>
-              <w:rPr>
-                <w:b/>
-                <w:bCs/>
-              </w:rPr>
-              <w:t xml:space="preserve">2. </w:t>
-            </w:r>
-            <w:proofErr w:type="spellStart"/>
+              <w:t xml:space="preserve">3. </w:t>
+            </w:r>
             <w:r>
               <w:rPr>
                 <w:rFonts w:ascii="맑은 고딕" w:eastAsia="맑은 고딕" w:hAnsi="맑은 고딕" w:cs="맑은 고딕" w:hint="eastAsia"/>
-                <w:b/>
-                <w:bCs/>
-              </w:rPr>
-              <w:t>피처</w:t>
-            </w:r>
-            <w:proofErr w:type="spellEnd"/>
-            <w:r>
-              <w:rPr>
-                <w:b/>
-                <w:bCs/>
-              </w:rPr>
+              </w:rPr>
+              <w:t>이상치</w:t>
+            </w:r>
+            <w:r>
               <w:t xml:space="preserve"> </w:t>
             </w:r>
-            <w:proofErr w:type="spellStart"/>
             <w:r>
               <w:rPr>
                 <w:rFonts w:ascii="맑은 고딕" w:eastAsia="맑은 고딕" w:hAnsi="맑은 고딕" w:cs="맑은 고딕" w:hint="eastAsia"/>
-                <w:b/>
-                <w:bCs/>
-              </w:rPr>
-              <w:t>선택</w:t>
-            </w:r>
-            <w:proofErr w:type="spellEnd"/>
-            <w:r>
-              <w:rPr>
-                <w:b/>
-                <w:bCs/>
-              </w:rPr>
-              <w:t xml:space="preserve"> (1)</w:t>
+              </w:rPr>
+              <w:t>처리</w:t>
             </w:r>
           </w:p>
         </w:tc>
         <w:tc>
           <w:tcPr>
             <w:tcW w:w="6511" w:type="dxa"/>
-            <w:tcBorders>
-              <w:top w:val="single" w:sz="6" w:space="0" w:color="auto"/>
-              <w:left w:val="single" w:sz="6" w:space="0" w:color="auto"/>
-              <w:bottom w:val="single" w:sz="6" w:space="0" w:color="auto"/>
-              <w:right w:val="single" w:sz="6" w:space="0" w:color="auto"/>
-            </w:tcBorders>
-            <w:tcMar>
-              <w:top w:w="120" w:type="dxa"/>
-              <w:left w:w="180" w:type="dxa"/>
-              <w:bottom w:w="120" w:type="dxa"/>
-              <w:right w:w="180" w:type="dxa"/>
-            </w:tcMar>
-            <w:vAlign w:val="center"/>
             <w:hideMark/>
           </w:tcPr>
           <w:p>
@@ -1501,111 +1458,67 @@
               <w:autoSpaceDE w:val="0"/>
               <w:autoSpaceDN w:val="0"/>
               <w:spacing w:after="160"/>
-              <w:rPr>
-                <w:lang w:eastAsia="ko-KR"/>
-              </w:rPr>
+              <w:cnfStyle w:val="000000100000" w:firstRow="0" w:lastRow="0" w:firstColumn="0" w:lastColumn="0" w:oddVBand="0" w:evenVBand="0" w:oddHBand="1" w:evenHBand="0" w:firstRowFirstColumn="0" w:firstRowLastColumn="0" w:lastRowFirstColumn="0" w:lastRowLastColumn="0"/>
             </w:pPr>
             <w:r>
               <w:rPr>
-                <w:lang w:eastAsia="ko-KR"/>
-              </w:rPr>
-              <w:t xml:space="preserve">Zero-value </w:t>
-            </w:r>
-            <w:r>
-              <w:rPr>
                 <w:rFonts w:ascii="맑은 고딕" w:eastAsia="맑은 고딕" w:hAnsi="맑은 고딕" w:cs="맑은 고딕" w:hint="eastAsia"/>
-                <w:lang w:eastAsia="ko-KR"/>
-              </w:rPr>
-              <w:t>비율</w:t>
-            </w:r>
-            <w:r>
-              <w:rPr>
-                <w:lang w:eastAsia="ko-KR"/>
-              </w:rPr>
+              </w:rPr>
+              <w:t>이상치</w:t>
+            </w:r>
+            <w:r>
               <w:t xml:space="preserve"> </w:t>
             </w:r>
             <w:r>
               <w:rPr>
                 <w:rFonts w:ascii="맑은 고딕" w:eastAsia="맑은 고딕" w:hAnsi="맑은 고딕" w:cs="맑은 고딕" w:hint="eastAsia"/>
-                <w:lang w:eastAsia="ko-KR"/>
-              </w:rPr>
-              <w:t>분석에</w:t>
-            </w:r>
-            <w:r>
-              <w:rPr>
-                <w:lang w:eastAsia="ko-KR"/>
-              </w:rPr>
+              </w:rPr>
+              <w:t>탐지</w:t>
+            </w:r>
+            <w:r>
               <w:t xml:space="preserve"> </w:t>
             </w:r>
             <w:r>
               <w:rPr>
                 <w:rFonts w:ascii="맑은 고딕" w:eastAsia="맑은 고딕" w:hAnsi="맑은 고딕" w:cs="맑은 고딕" w:hint="eastAsia"/>
-                <w:lang w:eastAsia="ko-KR"/>
-              </w:rPr>
-              <w:t>따른</w:t>
-            </w:r>
-            <w:r>
-              <w:rPr>
-                <w:lang w:eastAsia="ko-KR"/>
-              </w:rPr>
+              </w:rPr>
+              <w:t>및</w:t>
+            </w:r>
+            <w:r>
               <w:t xml:space="preserve"> </w:t>
             </w:r>
             <w:r>
               <w:rPr>
                 <w:rFonts w:ascii="맑은 고딕" w:eastAsia="맑은 고딕" w:hAnsi="맑은 고딕" w:cs="맑은 고딕" w:hint="eastAsia"/>
-                <w:lang w:eastAsia="ko-KR"/>
-              </w:rPr>
-              <w:t>피처</w:t>
-            </w:r>
-            <w:r>
-              <w:rPr>
-                <w:lang w:eastAsia="ko-KR"/>
-              </w:rPr>
+              </w:rPr>
+              <w:t>값</w:t>
+            </w:r>
+            <w:r>
               <w:t xml:space="preserve"> </w:t>
             </w:r>
             <w:r>
               <w:rPr>
                 <w:rFonts w:ascii="맑은 고딕" w:eastAsia="맑은 고딕" w:hAnsi="맑은 고딕" w:cs="맑은 고딕" w:hint="eastAsia"/>
-                <w:lang w:eastAsia="ko-KR"/>
-              </w:rPr>
-              <w:t>제거</w:t>
-            </w:r>
-            <w:r>
-              <w:rPr>
-                <w:lang w:eastAsia="ko-KR"/>
-              </w:rPr>
+              </w:rPr>
+              <w:t>보정</w:t>
+            </w:r>
+            <w:r>
               <w:t xml:space="preserve"> </w:t>
             </w:r>
             <w:r>
               <w:rPr>
                 <w:vertAlign w:val="superscript"/>
-                <w:lang w:eastAsia="ko-KR"/>
-              </w:rPr>
-              <w:t>8</w:t>
+              </w:rPr>
+              <w:t>9</w:t>
             </w:r>
           </w:p>
         </w:tc>
       </w:tr>
       <w:tr>
-        <w:trPr>
-          <w:tblCellSpacing w:w="15" w:type="dxa"/>
-        </w:trPr>
         <w:tc>
           <w:tcPr>
+            <w:cnfStyle w:val="001000000000" w:firstRow="0" w:lastRow="0" w:firstColumn="1" w:lastColumn="0" w:oddVBand="0" w:evenVBand="0" w:oddHBand="0" w:evenHBand="0" w:firstRowFirstColumn="0" w:firstRowLastColumn="0" w:lastRowFirstColumn="0" w:lastRowLastColumn="0"/>
             <w:tcW w:w="0" w:type="auto"/>
-            <w:tcBorders>
-              <w:top w:val="single" w:sz="6" w:space="0" w:color="auto"/>
-              <w:left w:val="single" w:sz="6" w:space="0" w:color="auto"/>
-              <w:bottom w:val="single" w:sz="6" w:space="0" w:color="auto"/>
-              <w:right w:val="single" w:sz="6" w:space="0" w:color="auto"/>
-            </w:tcBorders>
-            <w:tcMar>
-              <w:top w:w="120" w:type="dxa"/>
-              <w:left w:w="180" w:type="dxa"/>
-              <w:bottom w:w="120" w:type="dxa"/>
-              <w:right w:w="180" w:type="dxa"/>
-            </w:tcMar>
-            <w:vAlign w:val="center"/>
             <w:hideMark/>
           </w:tcPr>
           <w:p>
@@ -1617,57 +1530,124 @@
               <w:spacing w:after="160"/>
             </w:pPr>
             <w:r>
-              <w:rPr>
-                <w:b/>
-                <w:bCs/>
-              </w:rPr>
-              <w:t xml:space="preserve">3. </w:t>
-            </w:r>
-            <w:proofErr w:type="spellStart"/>
+              <w:t xml:space="preserve">4. </w:t>
+            </w:r>
             <w:r>
               <w:rPr>
                 <w:rFonts w:ascii="맑은 고딕" w:eastAsia="맑은 고딕" w:hAnsi="맑은 고딕" w:cs="맑은 고딕" w:hint="eastAsia"/>
-                <w:b/>
-                <w:bCs/>
-              </w:rPr>
-              <w:t>이상치</w:t>
-            </w:r>
-            <w:proofErr w:type="spellEnd"/>
-            <w:r>
-              <w:rPr>
-                <w:b/>
-                <w:bCs/>
-              </w:rPr>
+              </w:rPr>
+              <w:t>변수</w:t>
+            </w:r>
+            <w:r>
               <w:t xml:space="preserve"> </w:t>
             </w:r>
-            <w:proofErr w:type="spellStart"/>
             <w:r>
               <w:rPr>
                 <w:rFonts w:ascii="맑은 고딕" w:eastAsia="맑은 고딕" w:hAnsi="맑은 고딕" w:cs="맑은 고딕" w:hint="eastAsia"/>
-                <w:b/>
-                <w:bCs/>
-              </w:rPr>
-              <w:t>처리</w:t>
-            </w:r>
-            <w:proofErr w:type="spellEnd"/>
+              </w:rPr>
+              <w:t>변환</w:t>
+            </w:r>
           </w:p>
         </w:tc>
         <w:tc>
           <w:tcPr>
             <w:tcW w:w="6511" w:type="dxa"/>
-            <w:tcBorders>
-              <w:top w:val="single" w:sz="6" w:space="0" w:color="auto"/>
-              <w:left w:val="single" w:sz="6" w:space="0" w:color="auto"/>
-              <w:bottom w:val="single" w:sz="6" w:space="0" w:color="auto"/>
-              <w:right w:val="single" w:sz="6" w:space="0" w:color="auto"/>
-            </w:tcBorders>
-            <w:tcMar>
-              <w:top w:w="120" w:type="dxa"/>
-              <w:left w:w="180" w:type="dxa"/>
-              <w:bottom w:w="120" w:type="dxa"/>
-              <w:right w:w="180" w:type="dxa"/>
-            </w:tcMar>
-            <w:vAlign w:val="center"/>
+            <w:hideMark/>
+          </w:tcPr>
+          <w:p>
+            <w:pPr>
+              <w:widowControl w:val="0"/>
+              <w:wordWrap w:val="0"/>
+              <w:autoSpaceDE w:val="0"/>
+              <w:autoSpaceDN w:val="0"/>
+              <w:spacing w:after="160"/>
+              <w:cnfStyle w:val="000000000000" w:firstRow="0" w:lastRow="0" w:firstColumn="0" w:lastColumn="0" w:oddVBand="0" w:evenVBand="0" w:oddHBand="0" w:evenHBand="0" w:firstRowFirstColumn="0" w:firstRowLastColumn="0" w:lastRowFirstColumn="0" w:lastRowLastColumn="0"/>
+            </w:pPr>
+            <w:r>
+              <w:rPr>
+                <w:rFonts w:ascii="맑은 고딕" w:eastAsia="맑은 고딕" w:hAnsi="맑은 고딕" w:cs="맑은 고딕" w:hint="eastAsia"/>
+              </w:rPr>
+              <w:t>고</w:t>
+            </w:r>
+            <w:r>
+              <w:rPr>
+                <w:rFonts w:ascii="맑은 고딕" w:eastAsia="맑은 고딕" w:hAnsi="맑은 고딕" w:cs="맑은 고딕" w:hint="eastAsia"/>
+              </w:rPr>
+              <w:t xml:space="preserve"> </w:t>
+            </w:r>
+            <w:proofErr w:type="spellStart"/>
+            <w:r>
+              <w:rPr>
+                <w:rFonts w:ascii="맑은 고딕" w:eastAsia="맑은 고딕" w:hAnsi="맑은 고딕" w:cs="맑은 고딕" w:hint="eastAsia"/>
+              </w:rPr>
+              <w:t>왜도</w:t>
+            </w:r>
+            <w:proofErr w:type="spellEnd"/>
+            <w:r>
+              <w:t xml:space="preserve"> </w:t>
+            </w:r>
+            <w:r>
+              <w:rPr>
+                <w:rFonts w:ascii="맑은 고딕" w:eastAsia="맑은 고딕" w:hAnsi="맑은 고딕" w:cs="맑은 고딕" w:hint="eastAsia"/>
+              </w:rPr>
+              <w:t>변수에</w:t>
+            </w:r>
+            <w:r>
+              <w:t xml:space="preserve"> </w:t>
+            </w:r>
+            <w:r>
+              <w:rPr>
+                <w:rFonts w:ascii="맑은 고딕" w:eastAsia="맑은 고딕" w:hAnsi="맑은 고딕" w:cs="맑은 고딕" w:hint="eastAsia"/>
+              </w:rPr>
+              <w:t>대한</w:t>
+            </w:r>
+            <w:r>
+              <w:t xml:space="preserve"> </w:t>
+            </w:r>
+            <w:r>
+              <w:rPr>
+                <w:rFonts w:ascii="맑은 고딕" w:eastAsia="맑은 고딕" w:hAnsi="맑은 고딕" w:cs="맑은 고딕" w:hint="eastAsia"/>
+              </w:rPr>
+              <w:t>로그</w:t>
+            </w:r>
+            <w:r>
+              <w:t xml:space="preserve"> </w:t>
+            </w:r>
+            <w:r>
+              <w:rPr>
+                <w:rFonts w:ascii="맑은 고딕" w:eastAsia="맑은 고딕" w:hAnsi="맑은 고딕" w:cs="맑은 고딕" w:hint="eastAsia"/>
+              </w:rPr>
+              <w:t>변환</w:t>
+            </w:r>
+            <w:r>
+              <w:t xml:space="preserve"> </w:t>
+            </w:r>
+            <w:r>
+              <w:rPr>
+                <w:rFonts w:ascii="맑은 고딕" w:eastAsia="맑은 고딕" w:hAnsi="맑은 고딕" w:cs="맑은 고딕" w:hint="eastAsia"/>
+              </w:rPr>
+              <w:t>적용</w:t>
+            </w:r>
+            <w:r>
+              <w:t xml:space="preserve"> </w:t>
+            </w:r>
+            <w:r>
+              <w:rPr>
+                <w:vertAlign w:val="superscript"/>
+              </w:rPr>
+              <w:t>10</w:t>
+            </w:r>
+          </w:p>
+        </w:tc>
+      </w:tr>
+      <w:tr>
+        <w:trPr>
+          <w:cnfStyle w:val="000000100000" w:firstRow="0" w:lastRow="0" w:firstColumn="0" w:lastColumn="0" w:oddVBand="0" w:evenVBand="0" w:oddHBand="1" w:evenHBand="0" w:firstRowFirstColumn="0" w:firstRowLastColumn="0" w:lastRowFirstColumn="0" w:lastRowLastColumn="0"/>
+        </w:trPr>
+        <w:tc>
+          <w:tcPr>
+            <w:cnfStyle w:val="001000000000" w:firstRow="0" w:lastRow="0" w:firstColumn="1" w:lastColumn="0" w:oddVBand="0" w:evenVBand="0" w:oddHBand="0" w:evenHBand="0" w:firstRowFirstColumn="0" w:firstRowLastColumn="0" w:lastRowFirstColumn="0" w:lastRowLastColumn="0"/>
+            <w:tcW w:w="0" w:type="auto"/>
             <w:hideMark/>
           </w:tcPr>
           <w:p>
@@ -1678,25 +1658,60 @@
               <w:autoSpaceDN w:val="0"/>
               <w:spacing w:after="160"/>
             </w:pPr>
+            <w:r>
+              <w:t xml:space="preserve">5. </w:t>
+            </w:r>
+            <w:r>
+              <w:rPr>
+                <w:rFonts w:ascii="맑은 고딕" w:eastAsia="맑은 고딕" w:hAnsi="맑은 고딕" w:cs="맑은 고딕" w:hint="eastAsia"/>
+              </w:rPr>
+              <w:t>피처</w:t>
+            </w:r>
+            <w:r>
+              <w:t xml:space="preserve"> </w:t>
+            </w:r>
+            <w:r>
+              <w:rPr>
+                <w:rFonts w:ascii="맑은 고딕" w:eastAsia="맑은 고딕" w:hAnsi="맑은 고딕" w:cs="맑은 고딕" w:hint="eastAsia"/>
+              </w:rPr>
+              <w:t>선택</w:t>
+            </w:r>
+            <w:r>
+              <w:t xml:space="preserve"> (2)</w:t>
+            </w:r>
+          </w:p>
+        </w:tc>
+        <w:tc>
+          <w:tcPr>
+            <w:tcW w:w="6511" w:type="dxa"/>
+            <w:hideMark/>
+          </w:tcPr>
+          <w:p>
+            <w:pPr>
+              <w:widowControl w:val="0"/>
+              <w:wordWrap w:val="0"/>
+              <w:autoSpaceDE w:val="0"/>
+              <w:autoSpaceDN w:val="0"/>
+              <w:spacing w:after="160"/>
+              <w:cnfStyle w:val="000000100000" w:firstRow="0" w:lastRow="0" w:firstColumn="0" w:lastColumn="0" w:oddVBand="0" w:evenVBand="0" w:oddHBand="1" w:evenHBand="0" w:firstRowFirstColumn="0" w:firstRowLastColumn="0" w:lastRowFirstColumn="0" w:lastRowLastColumn="0"/>
+            </w:pPr>
             <w:proofErr w:type="spellStart"/>
             <w:r>
               <w:rPr>
                 <w:rFonts w:ascii="맑은 고딕" w:eastAsia="맑은 고딕" w:hAnsi="맑은 고딕" w:cs="맑은 고딕" w:hint="eastAsia"/>
               </w:rPr>
-              <w:t>이상치</w:t>
+              <w:t>다중공선성</w:t>
             </w:r>
             <w:proofErr w:type="spellEnd"/>
             <w:r>
               <w:t xml:space="preserve"> </w:t>
             </w:r>
-            <w:proofErr w:type="spellStart"/>
             <w:r>
               <w:rPr>
                 <w:rFonts w:ascii="맑은 고딕" w:eastAsia="맑은 고딕" w:hAnsi="맑은 고딕" w:cs="맑은 고딕" w:hint="eastAsia"/>
               </w:rPr>
-              <w:t>탐지</w:t>
-            </w:r>
-            <w:proofErr w:type="spellEnd"/>
+              <w:t>해소를</w:t>
+            </w:r>
             <w:r>
               <w:t xml:space="preserve"> </w:t>
             </w:r>
@@ -1704,7 +1719,7 @@
               <w:rPr>
                 <w:rFonts w:ascii="맑은 고딕" w:eastAsia="맑은 고딕" w:hAnsi="맑은 고딕" w:cs="맑은 고딕" w:hint="eastAsia"/>
               </w:rPr>
-              <w:t>및</w:t>
+              <w:t>위한</w:t>
             </w:r>
             <w:r>
               <w:t xml:space="preserve"> </w:t>
@@ -1713,51 +1728,52 @@
               <w:rPr>
                 <w:rFonts w:ascii="맑은 고딕" w:eastAsia="맑은 고딕" w:hAnsi="맑은 고딕" w:cs="맑은 고딕" w:hint="eastAsia"/>
               </w:rPr>
-              <w:t>값</w:t>
+              <w:t>상관계수</w:t>
             </w:r>
             <w:r>
               <w:t xml:space="preserve"> </w:t>
             </w:r>
-            <w:proofErr w:type="spellStart"/>
             <w:r>
               <w:rPr>
                 <w:rFonts w:ascii="맑은 고딕" w:eastAsia="맑은 고딕" w:hAnsi="맑은 고딕" w:cs="맑은 고딕" w:hint="eastAsia"/>
               </w:rPr>
-              <w:t>보정</w:t>
-            </w:r>
-            <w:proofErr w:type="spellEnd"/>
+              <w:t>기반</w:t>
+            </w:r>
             <w:r>
               <w:t xml:space="preserve"> </w:t>
             </w:r>
             <w:r>
               <w:rPr>
+                <w:rFonts w:ascii="맑은 고딕" w:eastAsia="맑은 고딕" w:hAnsi="맑은 고딕" w:cs="맑은 고딕" w:hint="eastAsia"/>
+              </w:rPr>
+              <w:t>피처</w:t>
+            </w:r>
+            <w:r>
+              <w:t xml:space="preserve"> </w:t>
+            </w:r>
+            <w:r>
+              <w:rPr>
+                <w:rFonts w:ascii="맑은 고딕" w:eastAsia="맑은 고딕" w:hAnsi="맑은 고딕" w:cs="맑은 고딕" w:hint="eastAsia"/>
+              </w:rPr>
+              <w:t>제거</w:t>
+            </w:r>
+            <w:r>
+              <w:t xml:space="preserve"> </w:t>
+            </w:r>
+            <w:r>
+              <w:rPr>
                 <w:vertAlign w:val="superscript"/>
               </w:rPr>
-              <w:t>9</w:t>
+              <w:t>11</w:t>
             </w:r>
           </w:p>
         </w:tc>
       </w:tr>
       <w:tr>
-        <w:trPr>
-          <w:tblCellSpacing w:w="15" w:type="dxa"/>
-        </w:trPr>
         <w:tc>
           <w:tcPr>
+            <w:cnfStyle w:val="001000000000" w:firstRow="0" w:lastRow="0" w:firstColumn="1" w:lastColumn="0" w:oddVBand="0" w:evenVBand="0" w:oddHBand="0" w:evenHBand="0" w:firstRowFirstColumn="0" w:firstRowLastColumn="0" w:lastRowFirstColumn="0" w:lastRowLastColumn="0"/>
             <w:tcW w:w="0" w:type="auto"/>
-            <w:tcBorders>
-              <w:top w:val="single" w:sz="6" w:space="0" w:color="auto"/>
-              <w:left w:val="single" w:sz="6" w:space="0" w:color="auto"/>
-              <w:bottom w:val="single" w:sz="6" w:space="0" w:color="auto"/>
-              <w:right w:val="single" w:sz="6" w:space="0" w:color="auto"/>
-            </w:tcBorders>
-            <w:tcMar>
-              <w:top w:w="120" w:type="dxa"/>
-              <w:left w:w="180" w:type="dxa"/>
-              <w:bottom w:w="120" w:type="dxa"/>
-              <w:right w:w="180" w:type="dxa"/>
-            </w:tcMar>
-            <w:vAlign w:val="center"/>
             <w:hideMark/>
           </w:tcPr>
           <w:p>
@@ -1769,57 +1785,28 @@
               <w:spacing w:after="160"/>
             </w:pPr>
             <w:r>
-              <w:rPr>
-                <w:b/>
-                <w:bCs/>
-              </w:rPr>
-              <w:t xml:space="preserve">4. </w:t>
-            </w:r>
-            <w:proofErr w:type="spellStart"/>
+              <w:t xml:space="preserve">6. </w:t>
+            </w:r>
             <w:r>
               <w:rPr>
                 <w:rFonts w:ascii="맑은 고딕" w:eastAsia="맑은 고딕" w:hAnsi="맑은 고딕" w:cs="맑은 고딕" w:hint="eastAsia"/>
-                <w:b/>
-                <w:bCs/>
-              </w:rPr>
-              <w:t>변수</w:t>
-            </w:r>
-            <w:proofErr w:type="spellEnd"/>
-            <w:r>
-              <w:rPr>
-                <w:b/>
-                <w:bCs/>
-              </w:rPr>
-              <w:t xml:space="preserve"> </w:t>
-            </w:r>
-            <w:proofErr w:type="spellStart"/>
+              </w:rPr>
+              <w:t>인코딩</w:t>
+            </w:r>
+            <w:r>
+              <w:t>/</w:t>
+            </w:r>
             <w:r>
               <w:rPr>
                 <w:rFonts w:ascii="맑은 고딕" w:eastAsia="맑은 고딕" w:hAnsi="맑은 고딕" w:cs="맑은 고딕" w:hint="eastAsia"/>
-                <w:b/>
-                <w:bCs/>
-              </w:rPr>
-              <w:t>변환</w:t>
-            </w:r>
-            <w:proofErr w:type="spellEnd"/>
+              </w:rPr>
+              <w:t>스케일링</w:t>
+            </w:r>
           </w:p>
         </w:tc>
         <w:tc>
           <w:tcPr>
             <w:tcW w:w="6511" w:type="dxa"/>
-            <w:tcBorders>
-              <w:top w:val="single" w:sz="6" w:space="0" w:color="auto"/>
-              <w:left w:val="single" w:sz="6" w:space="0" w:color="auto"/>
-              <w:bottom w:val="single" w:sz="6" w:space="0" w:color="auto"/>
-              <w:right w:val="single" w:sz="6" w:space="0" w:color="auto"/>
-            </w:tcBorders>
-            <w:tcMar>
-              <w:top w:w="120" w:type="dxa"/>
-              <w:left w:w="180" w:type="dxa"/>
-              <w:bottom w:w="120" w:type="dxa"/>
-              <w:right w:w="180" w:type="dxa"/>
-            </w:tcMar>
-            <w:vAlign w:val="center"/>
             <w:hideMark/>
           </w:tcPr>
           <w:p>
@@ -1829,134 +1816,88 @@
               <w:autoSpaceDE w:val="0"/>
               <w:autoSpaceDN w:val="0"/>
               <w:spacing w:after="160"/>
-              <w:rPr>
-                <w:lang w:eastAsia="ko-KR"/>
-              </w:rPr>
+              <w:cnfStyle w:val="000000000000" w:firstRow="0" w:lastRow="0" w:firstColumn="0" w:lastColumn="0" w:oddVBand="0" w:evenVBand="0" w:oddHBand="0" w:evenHBand="0" w:firstRowFirstColumn="0" w:firstRowLastColumn="0" w:lastRowFirstColumn="0" w:lastRowLastColumn="0"/>
             </w:pPr>
             <w:r>
               <w:rPr>
                 <w:rFonts w:ascii="맑은 고딕" w:eastAsia="맑은 고딕" w:hAnsi="맑은 고딕" w:cs="맑은 고딕" w:hint="eastAsia"/>
-                <w:lang w:eastAsia="ko-KR"/>
-              </w:rPr>
-              <w:t>고</w:t>
+              </w:rPr>
+              <w:t>필요</w:t>
+            </w:r>
+            <w:r>
+              <w:t xml:space="preserve"> </w:t>
             </w:r>
             <w:r>
               <w:rPr>
                 <w:rFonts w:ascii="맑은 고딕" w:eastAsia="맑은 고딕" w:hAnsi="맑은 고딕" w:cs="맑은 고딕" w:hint="eastAsia"/>
-                <w:lang w:eastAsia="ko-KR"/>
-              </w:rPr>
+              </w:rPr>
+              <w:t>시</w:t>
+            </w:r>
+            <w:r>
               <w:t xml:space="preserve"> </w:t>
             </w:r>
-            <w:proofErr w:type="spellStart"/>
             <w:r>
               <w:rPr>
                 <w:rFonts w:ascii="맑은 고딕" w:eastAsia="맑은 고딕" w:hAnsi="맑은 고딕" w:cs="맑은 고딕" w:hint="eastAsia"/>
-                <w:lang w:eastAsia="ko-KR"/>
-              </w:rPr>
-              <w:t>왜도</w:t>
-            </w:r>
-            <w:proofErr w:type="spellEnd"/>
-            <w:r>
-              <w:rPr>
-                <w:lang w:eastAsia="ko-KR"/>
-              </w:rPr>
+              </w:rPr>
+              <w:t>인코딩</w:t>
+            </w:r>
+            <w:r>
               <w:t xml:space="preserve"> </w:t>
             </w:r>
             <w:r>
               <w:rPr>
                 <w:rFonts w:ascii="맑은 고딕" w:eastAsia="맑은 고딕" w:hAnsi="맑은 고딕" w:cs="맑은 고딕" w:hint="eastAsia"/>
-                <w:lang w:eastAsia="ko-KR"/>
-              </w:rPr>
-              <w:t>변수에</w:t>
-            </w:r>
-            <w:r>
-              <w:rPr>
-                <w:lang w:eastAsia="ko-KR"/>
-              </w:rPr>
+              </w:rPr>
+              <w:t>적용</w:t>
+            </w:r>
+            <w:r>
               <w:t xml:space="preserve"> </w:t>
             </w:r>
             <w:r>
               <w:rPr>
                 <w:rFonts w:ascii="맑은 고딕" w:eastAsia="맑은 고딕" w:hAnsi="맑은 고딕" w:cs="맑은 고딕" w:hint="eastAsia"/>
-                <w:lang w:eastAsia="ko-KR"/>
-              </w:rPr>
-              <w:t>대한</w:t>
-            </w:r>
-            <w:r>
-              <w:rPr>
-                <w:lang w:eastAsia="ko-KR"/>
-              </w:rPr>
+              </w:rPr>
+              <w:t>및</w:t>
+            </w:r>
+            <w:r>
               <w:t xml:space="preserve"> </w:t>
             </w:r>
             <w:r>
               <w:rPr>
                 <w:rFonts w:ascii="맑은 고딕" w:eastAsia="맑은 고딕" w:hAnsi="맑은 고딕" w:cs="맑은 고딕" w:hint="eastAsia"/>
-                <w:lang w:eastAsia="ko-KR"/>
-              </w:rPr>
-              <w:t>로그</w:t>
-            </w:r>
-            <w:r>
-              <w:rPr>
-                <w:lang w:eastAsia="ko-KR"/>
-              </w:rPr>
+              </w:rPr>
+              <w:t>스케일</w:t>
+            </w:r>
+            <w:r>
               <w:t xml:space="preserve"> </w:t>
             </w:r>
             <w:r>
               <w:rPr>
                 <w:rFonts w:ascii="맑은 고딕" w:eastAsia="맑은 고딕" w:hAnsi="맑은 고딕" w:cs="맑은 고딕" w:hint="eastAsia"/>
-                <w:lang w:eastAsia="ko-KR"/>
-              </w:rPr>
-              <w:t>변환</w:t>
-            </w:r>
-            <w:r>
-              <w:rPr>
-                <w:lang w:eastAsia="ko-KR"/>
-              </w:rPr>
+              </w:rPr>
+              <w:t>정규화</w:t>
+            </w:r>
+            <w:r>
               <w:t xml:space="preserve"> </w:t>
             </w:r>
             <w:r>
               <w:rPr>
-                <w:rFonts w:ascii="맑은 고딕" w:eastAsia="맑은 고딕" w:hAnsi="맑은 고딕" w:cs="맑은 고딕" w:hint="eastAsia"/>
-                <w:lang w:eastAsia="ko-KR"/>
-              </w:rPr>
-              <w:t>적용</w:t>
-            </w:r>
-            <w:r>
-              <w:rPr>
-                <w:lang w:eastAsia="ko-KR"/>
-              </w:rPr>
-              <w:t xml:space="preserve"> </w:t>
-            </w:r>
-            <w:r>
-              <w:rPr>
                 <w:vertAlign w:val="superscript"/>
-                <w:lang w:eastAsia="ko-KR"/>
-              </w:rPr>
-              <w:t>10</w:t>
+              </w:rPr>
+              <w:t>12</w:t>
             </w:r>
           </w:p>
         </w:tc>
       </w:tr>
       <w:tr>
         <w:trPr>
-          <w:tblCellSpacing w:w="15" w:type="dxa"/>
+          <w:cnfStyle w:val="000000100000" w:firstRow="0" w:lastRow="0" w:firstColumn="0" w:lastColumn="0" w:oddVBand="0" w:evenVBand="0" w:oddHBand="1" w:evenHBand="0" w:firstRowFirstColumn="0" w:firstRowLastColumn="0" w:lastRowFirstColumn="0" w:lastRowLastColumn="0"/>
         </w:trPr>
         <w:tc>
           <w:tcPr>
+            <w:cnfStyle w:val="001000000000" w:firstRow="0" w:lastRow="0" w:firstColumn="1" w:lastColumn="0" w:oddVBand="0" w:evenVBand="0" w:oddHBand="0" w:evenHBand="0" w:firstRowFirstColumn="0" w:firstRowLastColumn="0" w:lastRowFirstColumn="0" w:lastRowLastColumn="0"/>
             <w:tcW w:w="0" w:type="auto"/>
-            <w:tcBorders>
-              <w:top w:val="single" w:sz="6" w:space="0" w:color="auto"/>
-              <w:left w:val="single" w:sz="6" w:space="0" w:color="auto"/>
-              <w:bottom w:val="single" w:sz="6" w:space="0" w:color="auto"/>
-              <w:right w:val="single" w:sz="6" w:space="0" w:color="auto"/>
-            </w:tcBorders>
-            <w:tcMar>
-              <w:top w:w="120" w:type="dxa"/>
-              <w:left w:w="180" w:type="dxa"/>
-              <w:bottom w:w="120" w:type="dxa"/>
-              <w:right w:w="180" w:type="dxa"/>
-            </w:tcMar>
-            <w:vAlign w:val="center"/>
             <w:hideMark/>
           </w:tcPr>
           <w:p>
@@ -1968,64 +1909,28 @@
               <w:spacing w:after="160"/>
             </w:pPr>
             <w:r>
-              <w:rPr>
-                <w:b/>
-                <w:bCs/>
-              </w:rPr>
-              <w:t xml:space="preserve">5. </w:t>
-            </w:r>
-            <w:proofErr w:type="spellStart"/>
+              <w:t xml:space="preserve">7. </w:t>
+            </w:r>
             <w:r>
               <w:rPr>
                 <w:rFonts w:ascii="맑은 고딕" w:eastAsia="맑은 고딕" w:hAnsi="맑은 고딕" w:cs="맑은 고딕" w:hint="eastAsia"/>
-                <w:b/>
-                <w:bCs/>
-              </w:rPr>
-              <w:t>피처</w:t>
-            </w:r>
-            <w:proofErr w:type="spellEnd"/>
-            <w:r>
-              <w:rPr>
-                <w:b/>
-                <w:bCs/>
-              </w:rPr>
+              </w:rPr>
+              <w:t>최종</w:t>
+            </w:r>
+            <w:r>
               <w:t xml:space="preserve"> </w:t>
             </w:r>
-            <w:proofErr w:type="spellStart"/>
             <w:r>
               <w:rPr>
                 <w:rFonts w:ascii="맑은 고딕" w:eastAsia="맑은 고딕" w:hAnsi="맑은 고딕" w:cs="맑은 고딕" w:hint="eastAsia"/>
-                <w:b/>
-                <w:bCs/>
-              </w:rPr>
-              <w:t>선택</w:t>
-            </w:r>
-            <w:proofErr w:type="spellEnd"/>
-            <w:r>
-              <w:rPr>
-                <w:b/>
-                <w:bCs/>
-              </w:rPr>
-              <w:t xml:space="preserve"> (2)</w:t>
+              </w:rPr>
+              <w:t>확정</w:t>
             </w:r>
           </w:p>
         </w:tc>
         <w:tc>
           <w:tcPr>
             <w:tcW w:w="6511" w:type="dxa"/>
-            <w:tcBorders>
-              <w:top w:val="single" w:sz="6" w:space="0" w:color="auto"/>
-              <w:left w:val="single" w:sz="6" w:space="0" w:color="auto"/>
-              <w:bottom w:val="single" w:sz="6" w:space="0" w:color="auto"/>
-              <w:right w:val="single" w:sz="6" w:space="0" w:color="auto"/>
-            </w:tcBorders>
-            <w:tcMar>
-              <w:top w:w="120" w:type="dxa"/>
-              <w:left w:w="180" w:type="dxa"/>
-              <w:bottom w:w="120" w:type="dxa"/>
-              <w:right w:w="180" w:type="dxa"/>
-            </w:tcMar>
-            <w:vAlign w:val="center"/>
             <w:hideMark/>
           </w:tcPr>
           <w:p>
@@ -2035,431 +1940,32 @@
               <w:autoSpaceDE w:val="0"/>
               <w:autoSpaceDN w:val="0"/>
               <w:spacing w:after="160"/>
-              <w:rPr>
-                <w:lang w:eastAsia="ko-KR"/>
-              </w:rPr>
+              <w:cnfStyle w:val="000000100000" w:firstRow="0" w:lastRow="0" w:firstColumn="0" w:lastColumn="0" w:oddVBand="0" w:evenVBand="0" w:oddHBand="1" w:evenHBand="0" w:firstRowFirstColumn="0" w:firstRowLastColumn="0" w:lastRowFirstColumn="0" w:lastRowLastColumn="0"/>
             </w:pPr>
-            <w:proofErr w:type="spellStart"/>
             <w:r>
               <w:rPr>
                 <w:rFonts w:ascii="맑은 고딕" w:eastAsia="맑은 고딕" w:hAnsi="맑은 고딕" w:cs="맑은 고딕" w:hint="eastAsia"/>
-                <w:lang w:eastAsia="ko-KR"/>
-              </w:rPr>
-              <w:t>다중공선성</w:t>
-            </w:r>
-            <w:proofErr w:type="spellEnd"/>
-            <w:r>
-              <w:rPr>
-                <w:lang w:eastAsia="ko-KR"/>
-              </w:rPr>
+              </w:rPr>
+              <w:t>최종</w:t>
+            </w:r>
+            <w:r>
+              <w:t xml:space="preserve"> Feature </w:t>
+            </w:r>
+            <w:r>
+              <w:rPr>
+                <w:rFonts w:ascii="맑은 고딕" w:eastAsia="맑은 고딕" w:hAnsi="맑은 고딕" w:cs="맑은 고딕" w:hint="eastAsia"/>
+              </w:rPr>
+              <w:t>목록</w:t>
+            </w:r>
+            <w:r>
               <w:t xml:space="preserve"> </w:t>
             </w:r>
             <w:r>
               <w:rPr>
                 <w:rFonts w:ascii="맑은 고딕" w:eastAsia="맑은 고딕" w:hAnsi="맑은 고딕" w:cs="맑은 고딕" w:hint="eastAsia"/>
-                <w:lang w:eastAsia="ko-KR"/>
-              </w:rPr>
-              <w:t>해소를</w:t>
-            </w:r>
-            <w:r>
-              <w:rPr>
-                <w:lang w:eastAsia="ko-KR"/>
-              </w:rPr>
-              <w:t xml:space="preserve"> </w:t>
-            </w:r>
-            <w:r>
-              <w:rPr>
-                <w:rFonts w:ascii="맑은 고딕" w:eastAsia="맑은 고딕" w:hAnsi="맑은 고딕" w:cs="맑은 고딕" w:hint="eastAsia"/>
-                <w:lang w:eastAsia="ko-KR"/>
-              </w:rPr>
-              <w:t>위한</w:t>
-            </w:r>
-            <w:r>
-              <w:rPr>
-                <w:lang w:eastAsia="ko-KR"/>
-              </w:rPr>
-              <w:t xml:space="preserve"> </w:t>
-            </w:r>
-            <w:r>
-              <w:rPr>
-                <w:rFonts w:ascii="맑은 고딕" w:eastAsia="맑은 고딕" w:hAnsi="맑은 고딕" w:cs="맑은 고딕" w:hint="eastAsia"/>
-                <w:lang w:eastAsia="ko-KR"/>
-              </w:rPr>
-              <w:t>상관계수</w:t>
-            </w:r>
-            <w:r>
-              <w:rPr>
-                <w:lang w:eastAsia="ko-KR"/>
-              </w:rPr>
-              <w:t xml:space="preserve"> </w:t>
-            </w:r>
-            <w:r>
-              <w:rPr>
-                <w:rFonts w:ascii="맑은 고딕" w:eastAsia="맑은 고딕" w:hAnsi="맑은 고딕" w:cs="맑은 고딕" w:hint="eastAsia"/>
-                <w:lang w:eastAsia="ko-KR"/>
-              </w:rPr>
-              <w:t>기반</w:t>
-            </w:r>
-            <w:r>
-              <w:rPr>
-                <w:lang w:eastAsia="ko-KR"/>
-              </w:rPr>
-              <w:t xml:space="preserve"> </w:t>
-            </w:r>
-            <w:r>
-              <w:rPr>
-                <w:rFonts w:ascii="맑은 고딕" w:eastAsia="맑은 고딕" w:hAnsi="맑은 고딕" w:cs="맑은 고딕" w:hint="eastAsia"/>
-                <w:lang w:eastAsia="ko-KR"/>
-              </w:rPr>
-              <w:t>피처</w:t>
-            </w:r>
-            <w:r>
-              <w:rPr>
-                <w:lang w:eastAsia="ko-KR"/>
-              </w:rPr>
-              <w:t xml:space="preserve"> </w:t>
-            </w:r>
-            <w:r>
-              <w:rPr>
-                <w:rFonts w:ascii="맑은 고딕" w:eastAsia="맑은 고딕" w:hAnsi="맑은 고딕" w:cs="맑은 고딕" w:hint="eastAsia"/>
-                <w:lang w:eastAsia="ko-KR"/>
-              </w:rPr>
-              <w:t>제거</w:t>
-            </w:r>
-            <w:r>
-              <w:rPr>
-                <w:lang w:eastAsia="ko-KR"/>
-              </w:rPr>
-              <w:t xml:space="preserve"> </w:t>
-            </w:r>
-            <w:r>
-              <w:rPr>
-                <w:vertAlign w:val="superscript"/>
-                <w:lang w:eastAsia="ko-KR"/>
-              </w:rPr>
-              <w:t>11</w:t>
-            </w:r>
-          </w:p>
-        </w:tc>
-      </w:tr>
-      <w:tr>
-        <w:trPr>
-          <w:tblCellSpacing w:w="15" w:type="dxa"/>
-        </w:trPr>
-        <w:tc>
-          <w:tcPr>
-            <w:tcW w:w="0" w:type="auto"/>
-            <w:tcBorders>
-              <w:top w:val="single" w:sz="6" w:space="0" w:color="auto"/>
-              <w:left w:val="single" w:sz="6" w:space="0" w:color="auto"/>
-              <w:bottom w:val="single" w:sz="6" w:space="0" w:color="auto"/>
-              <w:right w:val="single" w:sz="6" w:space="0" w:color="auto"/>
-            </w:tcBorders>
-            <w:tcMar>
-              <w:top w:w="120" w:type="dxa"/>
-              <w:left w:w="180" w:type="dxa"/>
-              <w:bottom w:w="120" w:type="dxa"/>
-              <w:right w:w="180" w:type="dxa"/>
-            </w:tcMar>
-            <w:vAlign w:val="center"/>
-            <w:hideMark/>
-          </w:tcPr>
-          <w:p>
-            <w:pPr>
-              <w:widowControl w:val="0"/>
-              <w:wordWrap w:val="0"/>
-              <w:autoSpaceDE w:val="0"/>
-              <w:autoSpaceDN w:val="0"/>
-              <w:spacing w:after="160"/>
-            </w:pPr>
-            <w:r>
-              <w:rPr>
-                <w:b/>
-                <w:bCs/>
-              </w:rPr>
-              <w:t xml:space="preserve">6. </w:t>
-            </w:r>
-            <w:proofErr w:type="spellStart"/>
-            <w:r>
-              <w:rPr>
-                <w:rFonts w:ascii="맑은 고딕" w:eastAsia="맑은 고딕" w:hAnsi="맑은 고딕" w:cs="맑은 고딕" w:hint="eastAsia"/>
-                <w:b/>
-                <w:bCs/>
-              </w:rPr>
-              <w:t>인코딩</w:t>
-            </w:r>
-            <w:proofErr w:type="spellEnd"/>
-            <w:r>
-              <w:rPr>
-                <w:b/>
-                <w:bCs/>
-              </w:rPr>
-              <w:t>/</w:t>
-            </w:r>
-            <w:proofErr w:type="spellStart"/>
-            <w:r>
-              <w:rPr>
-                <w:rFonts w:ascii="맑은 고딕" w:eastAsia="맑은 고딕" w:hAnsi="맑은 고딕" w:cs="맑은 고딕" w:hint="eastAsia"/>
-                <w:b/>
-                <w:bCs/>
-              </w:rPr>
-              <w:t>스케일링</w:t>
-            </w:r>
-            <w:proofErr w:type="spellEnd"/>
-          </w:p>
-        </w:tc>
-        <w:tc>
-          <w:tcPr>
-            <w:tcW w:w="6511" w:type="dxa"/>
-            <w:tcBorders>
-              <w:top w:val="single" w:sz="6" w:space="0" w:color="auto"/>
-              <w:left w:val="single" w:sz="6" w:space="0" w:color="auto"/>
-              <w:bottom w:val="single" w:sz="6" w:space="0" w:color="auto"/>
-              <w:right w:val="single" w:sz="6" w:space="0" w:color="auto"/>
-            </w:tcBorders>
-            <w:tcMar>
-              <w:top w:w="120" w:type="dxa"/>
-              <w:left w:w="180" w:type="dxa"/>
-              <w:bottom w:w="120" w:type="dxa"/>
-              <w:right w:w="180" w:type="dxa"/>
-            </w:tcMar>
-            <w:vAlign w:val="center"/>
-            <w:hideMark/>
-          </w:tcPr>
-          <w:p>
-            <w:pPr>
-              <w:widowControl w:val="0"/>
-              <w:wordWrap w:val="0"/>
-              <w:autoSpaceDE w:val="0"/>
-              <w:autoSpaceDN w:val="0"/>
-              <w:spacing w:after="160"/>
-              <w:rPr>
-                <w:lang w:eastAsia="ko-KR"/>
-              </w:rPr>
-            </w:pPr>
-            <w:r>
-              <w:rPr>
-                <w:rFonts w:ascii="맑은 고딕" w:eastAsia="맑은 고딕" w:hAnsi="맑은 고딕" w:cs="맑은 고딕" w:hint="eastAsia"/>
-                <w:lang w:eastAsia="ko-KR"/>
-              </w:rPr>
-              <w:t>필요</w:t>
-            </w:r>
-            <w:r>
-              <w:rPr>
-                <w:lang w:eastAsia="ko-KR"/>
-              </w:rPr>
-              <w:t xml:space="preserve"> </w:t>
-            </w:r>
-            <w:r>
-              <w:rPr>
-                <w:rFonts w:ascii="맑은 고딕" w:eastAsia="맑은 고딕" w:hAnsi="맑은 고딕" w:cs="맑은 고딕" w:hint="eastAsia"/>
-                <w:lang w:eastAsia="ko-KR"/>
-              </w:rPr>
-              <w:t>시</w:t>
-            </w:r>
-            <w:r>
-              <w:rPr>
-                <w:lang w:eastAsia="ko-KR"/>
-              </w:rPr>
-              <w:t xml:space="preserve"> </w:t>
-            </w:r>
-            <w:r>
-              <w:rPr>
-                <w:rFonts w:ascii="맑은 고딕" w:eastAsia="맑은 고딕" w:hAnsi="맑은 고딕" w:cs="맑은 고딕" w:hint="eastAsia"/>
-                <w:lang w:eastAsia="ko-KR"/>
-              </w:rPr>
-              <w:t>인코딩</w:t>
-            </w:r>
-            <w:r>
-              <w:rPr>
-                <w:lang w:eastAsia="ko-KR"/>
-              </w:rPr>
-              <w:t xml:space="preserve"> </w:t>
-            </w:r>
-            <w:r>
-              <w:rPr>
-                <w:rFonts w:ascii="맑은 고딕" w:eastAsia="맑은 고딕" w:hAnsi="맑은 고딕" w:cs="맑은 고딕" w:hint="eastAsia"/>
-                <w:lang w:eastAsia="ko-KR"/>
-              </w:rPr>
-              <w:t>적용</w:t>
-            </w:r>
-            <w:r>
-              <w:rPr>
-                <w:lang w:eastAsia="ko-KR"/>
-              </w:rPr>
-              <w:t xml:space="preserve"> </w:t>
-            </w:r>
-            <w:r>
-              <w:rPr>
-                <w:rFonts w:ascii="맑은 고딕" w:eastAsia="맑은 고딕" w:hAnsi="맑은 고딕" w:cs="맑은 고딕" w:hint="eastAsia"/>
-                <w:lang w:eastAsia="ko-KR"/>
-              </w:rPr>
-              <w:t>및</w:t>
-            </w:r>
-            <w:r>
-              <w:rPr>
-                <w:lang w:eastAsia="ko-KR"/>
-              </w:rPr>
-              <w:t xml:space="preserve"> </w:t>
-            </w:r>
-            <w:r>
-              <w:rPr>
-                <w:rFonts w:ascii="맑은 고딕" w:eastAsia="맑은 고딕" w:hAnsi="맑은 고딕" w:cs="맑은 고딕" w:hint="eastAsia"/>
-                <w:lang w:eastAsia="ko-KR"/>
-              </w:rPr>
-              <w:t>스케일</w:t>
-            </w:r>
-            <w:r>
-              <w:rPr>
-                <w:lang w:eastAsia="ko-KR"/>
-              </w:rPr>
-              <w:t xml:space="preserve"> </w:t>
-            </w:r>
-            <w:r>
-              <w:rPr>
-                <w:rFonts w:ascii="맑은 고딕" w:eastAsia="맑은 고딕" w:hAnsi="맑은 고딕" w:cs="맑은 고딕" w:hint="eastAsia"/>
-                <w:lang w:eastAsia="ko-KR"/>
-              </w:rPr>
-              <w:t>정규화</w:t>
-            </w:r>
-            <w:r>
-              <w:rPr>
-                <w:lang w:eastAsia="ko-KR"/>
-              </w:rPr>
-              <w:t xml:space="preserve"> </w:t>
-            </w:r>
-            <w:r>
-              <w:rPr>
-                <w:vertAlign w:val="superscript"/>
-                <w:lang w:eastAsia="ko-KR"/>
-              </w:rPr>
-              <w:t>12</w:t>
-            </w:r>
-          </w:p>
-        </w:tc>
-      </w:tr>
-      <w:tr>
-        <w:trPr>
-          <w:tblCellSpacing w:w="15" w:type="dxa"/>
-        </w:trPr>
-        <w:tc>
-          <w:tcPr>
-            <w:tcW w:w="0" w:type="auto"/>
-            <w:tcBorders>
-              <w:top w:val="single" w:sz="6" w:space="0" w:color="auto"/>
-              <w:left w:val="single" w:sz="6" w:space="0" w:color="auto"/>
-              <w:bottom w:val="single" w:sz="6" w:space="0" w:color="auto"/>
-              <w:right w:val="single" w:sz="6" w:space="0" w:color="auto"/>
-            </w:tcBorders>
-            <w:tcMar>
-              <w:top w:w="120" w:type="dxa"/>
-              <w:left w:w="180" w:type="dxa"/>
-              <w:bottom w:w="120" w:type="dxa"/>
-              <w:right w:w="180" w:type="dxa"/>
-            </w:tcMar>
-            <w:vAlign w:val="center"/>
-            <w:hideMark/>
-          </w:tcPr>
-          <w:p>
-            <w:pPr>
-              <w:widowControl w:val="0"/>
-              <w:wordWrap w:val="0"/>
-              <w:autoSpaceDE w:val="0"/>
-              <w:autoSpaceDN w:val="0"/>
-              <w:spacing w:after="160"/>
-            </w:pPr>
-            <w:r>
-              <w:rPr>
-                <w:b/>
-                <w:bCs/>
-              </w:rPr>
-              <w:t xml:space="preserve">7. </w:t>
-            </w:r>
-            <w:proofErr w:type="spellStart"/>
-            <w:r>
-              <w:rPr>
-                <w:rFonts w:ascii="맑은 고딕" w:eastAsia="맑은 고딕" w:hAnsi="맑은 고딕" w:cs="맑은 고딕" w:hint="eastAsia"/>
-                <w:b/>
-                <w:bCs/>
-              </w:rPr>
-              <w:t>최종</w:t>
-            </w:r>
-            <w:proofErr w:type="spellEnd"/>
-            <w:r>
-              <w:rPr>
-                <w:b/>
-                <w:bCs/>
-              </w:rPr>
-              <w:t xml:space="preserve"> </w:t>
-            </w:r>
-            <w:proofErr w:type="spellStart"/>
-            <w:r>
-              <w:rPr>
-                <w:rFonts w:ascii="맑은 고딕" w:eastAsia="맑은 고딕" w:hAnsi="맑은 고딕" w:cs="맑은 고딕" w:hint="eastAsia"/>
-                <w:b/>
-                <w:bCs/>
               </w:rPr>
               <w:t>확정</w:t>
             </w:r>
-            <w:proofErr w:type="spellEnd"/>
-          </w:p>
-        </w:tc>
-        <w:tc>
-          <w:tcPr>
-            <w:tcW w:w="6511" w:type="dxa"/>
-            <w:tcBorders>
-              <w:top w:val="single" w:sz="6" w:space="0" w:color="auto"/>
-              <w:left w:val="single" w:sz="6" w:space="0" w:color="auto"/>
-              <w:bottom w:val="single" w:sz="6" w:space="0" w:color="auto"/>
-              <w:right w:val="single" w:sz="6" w:space="0" w:color="auto"/>
-            </w:tcBorders>
-            <w:tcMar>
-              <w:top w:w="120" w:type="dxa"/>
-              <w:left w:w="180" w:type="dxa"/>
-              <w:bottom w:w="120" w:type="dxa"/>
-              <w:right w:w="180" w:type="dxa"/>
-            </w:tcMar>
-            <w:vAlign w:val="center"/>
-            <w:hideMark/>
-          </w:tcPr>
-          <w:p>
-            <w:pPr>
-              <w:widowControl w:val="0"/>
-              <w:wordWrap w:val="0"/>
-              <w:autoSpaceDE w:val="0"/>
-              <w:autoSpaceDN w:val="0"/>
-              <w:spacing w:after="160"/>
-            </w:pPr>
-            <w:proofErr w:type="spellStart"/>
-            <w:r>
-              <w:rPr>
-                <w:rFonts w:ascii="맑은 고딕" w:eastAsia="맑은 고딕" w:hAnsi="맑은 고딕" w:cs="맑은 고딕" w:hint="eastAsia"/>
-              </w:rPr>
-              <w:t>최종</w:t>
-            </w:r>
-            <w:proofErr w:type="spellEnd"/>
-            <w:r>
-              <w:t xml:space="preserve"> Feature </w:t>
-            </w:r>
-            <w:proofErr w:type="spellStart"/>
-            <w:r>
-              <w:rPr>
-                <w:rFonts w:ascii="맑은 고딕" w:eastAsia="맑은 고딕" w:hAnsi="맑은 고딕" w:cs="맑은 고딕" w:hint="eastAsia"/>
-              </w:rPr>
-              <w:t>목록</w:t>
-            </w:r>
-            <w:proofErr w:type="spellEnd"/>
-            <w:r>
-              <w:t xml:space="preserve"> </w:t>
-            </w:r>
-            <w:proofErr w:type="spellStart"/>
-            <w:r>
-              <w:rPr>
-                <w:rFonts w:ascii="맑은 고딕" w:eastAsia="맑은 고딕" w:hAnsi="맑은 고딕" w:cs="맑은 고딕" w:hint="eastAsia"/>
-              </w:rPr>
-              <w:t>확정</w:t>
-            </w:r>
-            <w:proofErr w:type="spellEnd"/>
             <w:r>
               <w:t xml:space="preserve"> </w:t>
             </w:r>
@@ -2481,21 +1987,20 @@
           <w:numId w:val="0"/>
         </w:numPr>
         <w:ind w:left="360"/>
-        <w:rPr>
-          <w:rFonts w:hint="eastAsia"/>
-        </w:rPr>
       </w:pPr>
     </w:p>
     <w:p>
       <w:pPr>
-        <w:pStyle w:val="21"/>
+        <w:pStyle w:val="4"/>
       </w:pPr>
       <w:r>
-        <w:lastRenderedPageBreak/>
         <w:t xml:space="preserve">2.3.1 </w:t>
       </w:r>
       <w:proofErr w:type="spellStart"/>
       <w:r>
+        <w:rPr>
+          <w:rFonts w:ascii="맑은 고딕" w:eastAsia="맑은 고딕" w:hAnsi="맑은 고딕" w:cs="맑은 고딕" w:hint="eastAsia"/>
+        </w:rPr>
         <w:t>결측치</w:t>
       </w:r>
       <w:proofErr w:type="spellEnd"/>
@@ -2504,6 +2009,9 @@
       </w:r>
       <w:proofErr w:type="spellStart"/>
       <w:r>
+        <w:rPr>
+          <w:rFonts w:ascii="맑은 고딕" w:eastAsia="맑은 고딕" w:hAnsi="맑은 고딕" w:cs="맑은 고딕" w:hint="eastAsia"/>
+        </w:rPr>
         <w:t>처리</w:t>
       </w:r>
       <w:proofErr w:type="spellEnd"/>
@@ -2542,33 +2050,151 @@
               </w:rPr>
               <w:t xml:space="preserve">def </w:t>
             </w:r>
+            <w:proofErr w:type="spellStart"/>
             <w:r>
               <w:rPr>
                 <w:rFonts w:ascii="Consolas" w:hAnsi="Consolas"/>
                 <w:color w:val="000000"/>
                 <w:sz w:val="18"/>
               </w:rPr>
-              <w:t xml:space="preserve">split_features_target(train_df, target_col="TARGET"): </w:t>
-            </w:r>
-          </w:p>
-          <w:p>
+              <w:t>split_features_target</w:t>
+            </w:r>
+            <w:proofErr w:type="spellEnd"/>
             <w:r>
               <w:rPr>
                 <w:rFonts w:ascii="Consolas" w:hAnsi="Consolas"/>
                 <w:color w:val="000000"/>
                 <w:sz w:val="18"/>
               </w:rPr>
-              <w:t xml:space="preserve">X = train_df.drop(["ID", target_col], axis=1) </w:t>
-            </w:r>
-          </w:p>
-          <w:p>
+              <w:t>(</w:t>
+            </w:r>
+            <w:proofErr w:type="spellStart"/>
             <w:r>
               <w:rPr>
                 <w:rFonts w:ascii="Consolas" w:hAnsi="Consolas"/>
                 <w:color w:val="000000"/>
                 <w:sz w:val="18"/>
               </w:rPr>
-              <w:t xml:space="preserve">y = train_df[target_col] </w:t>
+              <w:t>train_df</w:t>
+            </w:r>
+            <w:proofErr w:type="spellEnd"/>
+            <w:r>
+              <w:rPr>
+                <w:rFonts w:ascii="Consolas" w:hAnsi="Consolas"/>
+                <w:color w:val="000000"/>
+                <w:sz w:val="18"/>
+              </w:rPr>
+              <w:t xml:space="preserve">, </w:t>
+            </w:r>
+            <w:proofErr w:type="spellStart"/>
+            <w:r>
+              <w:rPr>
+                <w:rFonts w:ascii="Consolas" w:hAnsi="Consolas"/>
+                <w:color w:val="000000"/>
+                <w:sz w:val="18"/>
+              </w:rPr>
+              <w:t>target_col</w:t>
+            </w:r>
+            <w:proofErr w:type="spellEnd"/>
+            <w:r>
+              <w:rPr>
+                <w:rFonts w:ascii="Consolas" w:hAnsi="Consolas"/>
+                <w:color w:val="000000"/>
+                <w:sz w:val="18"/>
+              </w:rPr>
+              <w:t xml:space="preserve">="TARGET"): </w:t>
+            </w:r>
+          </w:p>
+          <w:p>
+            <w:r>
+              <w:rPr>
+                <w:rFonts w:ascii="Consolas" w:hAnsi="Consolas"/>
+                <w:color w:val="000000"/>
+                <w:sz w:val="18"/>
+              </w:rPr>
+              <w:t xml:space="preserve">X = </w:t>
+            </w:r>
+            <w:proofErr w:type="spellStart"/>
+            <w:r>
+              <w:rPr>
+                <w:rFonts w:ascii="Consolas" w:hAnsi="Consolas"/>
+                <w:color w:val="000000"/>
+                <w:sz w:val="18"/>
+              </w:rPr>
+              <w:t>train_df.drop</w:t>
+            </w:r>
+            <w:proofErr w:type="spellEnd"/>
+            <w:r>
+              <w:rPr>
+                <w:rFonts w:ascii="Consolas" w:hAnsi="Consolas"/>
+                <w:color w:val="000000"/>
+                <w:sz w:val="18"/>
+              </w:rPr>
+              <w:t xml:space="preserve">(["ID", </w:t>
+            </w:r>
+            <w:proofErr w:type="spellStart"/>
+            <w:r>
+              <w:rPr>
+                <w:rFonts w:ascii="Consolas" w:hAnsi="Consolas"/>
+                <w:color w:val="000000"/>
+                <w:sz w:val="18"/>
+              </w:rPr>
+              <w:t>target_col</w:t>
+            </w:r>
+            <w:proofErr w:type="spellEnd"/>
+            <w:r>
+              <w:rPr>
+                <w:rFonts w:ascii="Consolas" w:hAnsi="Consolas"/>
+                <w:color w:val="000000"/>
+                <w:sz w:val="18"/>
+              </w:rPr>
+              <w:t xml:space="preserve">], axis=1) </w:t>
+            </w:r>
+          </w:p>
+          <w:p>
+            <w:r>
+              <w:rPr>
+                <w:rFonts w:ascii="Consolas" w:hAnsi="Consolas"/>
+                <w:color w:val="000000"/>
+                <w:sz w:val="18"/>
+              </w:rPr>
+              <w:t xml:space="preserve">y = </w:t>
+            </w:r>
+            <w:proofErr w:type="spellStart"/>
+            <w:r>
+              <w:rPr>
+                <w:rFonts w:ascii="Consolas" w:hAnsi="Consolas"/>
+                <w:color w:val="000000"/>
+                <w:sz w:val="18"/>
+              </w:rPr>
+              <w:t>train_df</w:t>
+            </w:r>
+            <w:proofErr w:type="spellEnd"/>
+            <w:r>
+              <w:rPr>
+                <w:rFonts w:ascii="Consolas" w:hAnsi="Consolas"/>
+                <w:color w:val="000000"/>
+                <w:sz w:val="18"/>
+              </w:rPr>
+              <w:t>[</w:t>
+            </w:r>
+            <w:proofErr w:type="spellStart"/>
+            <w:r>
+              <w:rPr>
+                <w:rFonts w:ascii="Consolas" w:hAnsi="Consolas"/>
+                <w:color w:val="000000"/>
+                <w:sz w:val="18"/>
+              </w:rPr>
+              <w:t>target_col</w:t>
+            </w:r>
+            <w:proofErr w:type="spellEnd"/>
+            <w:r>
+              <w:rPr>
+                <w:rFonts w:ascii="Consolas" w:hAnsi="Consolas"/>
+                <w:color w:val="000000"/>
+                <w:sz w:val="18"/>
+              </w:rPr>
+              <w:t xml:space="preserve">] </w:t>
             </w:r>
           </w:p>
           <w:p>
@@ -2832,6 +2458,7 @@
         <w:rPr>
           <w:lang w:eastAsia="ko-KR"/>
         </w:rPr>
+        <w:lastRenderedPageBreak/>
         <w:t>실제</w:t>
       </w:r>
       <w:r>
@@ -3307,7 +2934,7 @@
     </w:p>
     <w:p>
       <w:pPr>
-        <w:pStyle w:val="31"/>
+        <w:pStyle w:val="4"/>
         <w:rPr>
           <w:lang w:eastAsia="ko-KR"/>
         </w:rPr>
@@ -3316,10 +2943,11 @@
         <w:rPr>
           <w:lang w:eastAsia="ko-KR"/>
         </w:rPr>
-        <w:t xml:space="preserve">2.3.1.2 Zero </w:t>
-      </w:r>
-      <w:r>
-        <w:rPr>
+        <w:t xml:space="preserve">2.3.2 Zero </w:t>
+      </w:r>
+      <w:r>
+        <w:rPr>
+          <w:rFonts w:ascii="맑은 고딕" w:eastAsia="맑은 고딕" w:hAnsi="맑은 고딕" w:cs="맑은 고딕" w:hint="eastAsia"/>
           <w:lang w:eastAsia="ko-KR"/>
         </w:rPr>
         <w:t>값의</w:t>
@@ -3332,6 +2960,7 @@
       </w:r>
       <w:r>
         <w:rPr>
+          <w:rFonts w:ascii="맑은 고딕" w:eastAsia="맑은 고딕" w:hAnsi="맑은 고딕" w:cs="맑은 고딕" w:hint="eastAsia"/>
           <w:lang w:eastAsia="ko-KR"/>
         </w:rPr>
         <w:t>의미</w:t>
@@ -3344,6 +2973,7 @@
       </w:r>
       <w:r>
         <w:rPr>
+          <w:rFonts w:ascii="맑은 고딕" w:eastAsia="맑은 고딕" w:hAnsi="맑은 고딕" w:cs="맑은 고딕" w:hint="eastAsia"/>
           <w:lang w:eastAsia="ko-KR"/>
         </w:rPr>
         <w:t>파악</w:t>
@@ -3356,6 +2986,7 @@
       </w:r>
       <w:r>
         <w:rPr>
+          <w:rFonts w:ascii="맑은 고딕" w:eastAsia="맑은 고딕" w:hAnsi="맑은 고딕" w:cs="맑은 고딕" w:hint="eastAsia"/>
           <w:lang w:eastAsia="ko-KR"/>
         </w:rPr>
         <w:t>및</w:t>
@@ -3368,6 +2999,7 @@
       </w:r>
       <w:r>
         <w:rPr>
+          <w:rFonts w:ascii="맑은 고딕" w:eastAsia="맑은 고딕" w:hAnsi="맑은 고딕" w:cs="맑은 고딕" w:hint="eastAsia"/>
           <w:lang w:eastAsia="ko-KR"/>
         </w:rPr>
         <w:t>처리</w:t>
@@ -3403,6 +3035,19 @@
                 <w:lang w:eastAsia="ko-KR"/>
               </w:rPr>
             </w:pPr>
+            <w:bookmarkStart w:id="0" w:name="_Hlk216447294"/>
+            <w:r>
+              <w:rPr>
+                <w:rFonts w:hint="eastAsia"/>
+              </w:rPr>
+              <w:t># var3</w:t>
+            </w:r>
+            <w:r>
+              <w:rPr>
+                <w:rFonts w:hint="eastAsia"/>
+              </w:rPr>
+              <w:t>처리</w:t>
+            </w:r>
           </w:p>
           <w:p>
             <w:proofErr w:type="spellStart"/>
@@ -3439,40 +3084,51 @@
                 <w:color w:val="000000"/>
                 <w:sz w:val="18"/>
               </w:rPr>
-              <w:t>['var3'</w:t>
-            </w:r>
-            <w:proofErr w:type="gramStart"/>
+              <w:t xml:space="preserve">['var3'].replace(-999999, 2) </w:t>
+            </w:r>
+          </w:p>
+          <w:p>
+            <w:proofErr w:type="spellStart"/>
             <w:r>
               <w:rPr>
                 <w:rFonts w:ascii="Consolas" w:hAnsi="Consolas"/>
                 <w:color w:val="000000"/>
                 <w:sz w:val="18"/>
               </w:rPr>
-              <w:t>].replace</w:t>
-            </w:r>
-            <w:proofErr w:type="gramEnd"/>
+              <w:t>X_test</w:t>
+            </w:r>
+            <w:proofErr w:type="spellEnd"/>
             <w:r>
               <w:rPr>
                 <w:rFonts w:ascii="Consolas" w:hAnsi="Consolas"/>
                 <w:color w:val="000000"/>
                 <w:sz w:val="18"/>
               </w:rPr>
-              <w:t xml:space="preserve">(-999999, 2) </w:t>
-            </w:r>
-          </w:p>
-          <w:p>
+              <w:t xml:space="preserve">['var3'] = </w:t>
+            </w:r>
+            <w:proofErr w:type="spellStart"/>
             <w:r>
               <w:rPr>
                 <w:rFonts w:ascii="Consolas" w:hAnsi="Consolas"/>
                 <w:color w:val="000000"/>
                 <w:sz w:val="18"/>
               </w:rPr>
-              <w:t xml:space="preserve">X_test['var3'] = X_test['var3'].replace(-999999, 2) </w:t>
+              <w:t>X_test</w:t>
+            </w:r>
+            <w:proofErr w:type="spellEnd"/>
+            <w:r>
+              <w:rPr>
+                <w:rFonts w:ascii="Consolas" w:hAnsi="Consolas"/>
+                <w:color w:val="000000"/>
+                <w:sz w:val="18"/>
+              </w:rPr>
+              <w:t xml:space="preserve">['var3'].replace(-999999, 2) </w:t>
             </w:r>
           </w:p>
         </w:tc>
       </w:tr>
     </w:tbl>
+    <w:bookmarkEnd w:id="0"/>
     <w:p>
       <w:pPr>
         <w:rPr>
@@ -4140,13 +3796,16 @@
     </w:p>
     <w:p>
       <w:pPr>
-        <w:pStyle w:val="21"/>
+        <w:pStyle w:val="4"/>
       </w:pPr>
       <w:r>
         <w:t xml:space="preserve">2.3.2 </w:t>
       </w:r>
       <w:proofErr w:type="spellStart"/>
       <w:r>
+        <w:rPr>
+          <w:rFonts w:ascii="맑은 고딕" w:eastAsia="맑은 고딕" w:hAnsi="맑은 고딕" w:cs="맑은 고딕" w:hint="eastAsia"/>
+        </w:rPr>
         <w:t>상관관계</w:t>
       </w:r>
       <w:proofErr w:type="spellEnd"/>
@@ -4155,6 +3814,9 @@
       </w:r>
       <w:proofErr w:type="spellStart"/>
       <w:r>
+        <w:rPr>
+          <w:rFonts w:ascii="맑은 고딕" w:eastAsia="맑은 고딕" w:hAnsi="맑은 고딕" w:cs="맑은 고딕" w:hint="eastAsia"/>
+        </w:rPr>
         <w:t>기반</w:t>
       </w:r>
       <w:proofErr w:type="spellEnd"/>
@@ -4163,15 +3825,23 @@
       </w:r>
       <w:proofErr w:type="spellStart"/>
       <w:r>
+        <w:rPr>
+          <w:rFonts w:ascii="맑은 고딕" w:eastAsia="맑은 고딕" w:hAnsi="맑은 고딕" w:cs="맑은 고딕" w:hint="eastAsia"/>
+        </w:rPr>
         <w:t>피처</w:t>
       </w:r>
       <w:proofErr w:type="spellEnd"/>
       <w:r>
         <w:t xml:space="preserve"> </w:t>
       </w:r>
-      <w:r>
+      <w:proofErr w:type="spellStart"/>
+      <w:r>
+        <w:rPr>
+          <w:rFonts w:ascii="맑은 고딕" w:eastAsia="맑은 고딕" w:hAnsi="맑은 고딕" w:cs="맑은 고딕" w:hint="eastAsia"/>
+        </w:rPr>
         <w:t>제거</w:t>
       </w:r>
+      <w:proofErr w:type="spellEnd"/>
     </w:p>
     <w:tbl>
       <w:tblPr>
@@ -4197,7 +3867,36 @@
             </w:tcBorders>
             <w:shd w:val="clear" w:color="auto" w:fill="F5F5F5"/>
           </w:tcPr>
-          <w:p/>
+          <w:p>
+            <w:r>
+              <w:rPr>
+                <w:rFonts w:hint="eastAsia"/>
+              </w:rPr>
+              <w:t xml:space="preserve"># </w:t>
+            </w:r>
+            <w:proofErr w:type="spellStart"/>
+            <w:r>
+              <w:rPr>
+                <w:rFonts w:hint="eastAsia"/>
+              </w:rPr>
+              <w:t>상관관계</w:t>
+            </w:r>
+            <w:proofErr w:type="spellEnd"/>
+            <w:r>
+              <w:rPr>
+                <w:rFonts w:hint="eastAsia"/>
+              </w:rPr>
+              <w:t xml:space="preserve"> </w:t>
+            </w:r>
+            <w:proofErr w:type="spellStart"/>
+            <w:r>
+              <w:rPr>
+                <w:rFonts w:hint="eastAsia"/>
+              </w:rPr>
+              <w:t>처리</w:t>
+            </w:r>
+            <w:proofErr w:type="spellEnd"/>
+          </w:p>
           <w:p>
             <w:r>
               <w:rPr>
@@ -4213,17 +3912,99 @@
                 <w:color w:val="000000"/>
                 <w:sz w:val="18"/>
               </w:rPr>
-              <w:t xml:space="preserve">remove_zero_columns2(train_df, test_df, threshold_rate=0.99, save_report=True): </w:t>
-            </w:r>
-          </w:p>
-          <w:p>
+              <w:t>remove_zero_columns2(</w:t>
+            </w:r>
+            <w:proofErr w:type="spellStart"/>
             <w:r>
               <w:rPr>
                 <w:rFonts w:ascii="Consolas" w:hAnsi="Consolas"/>
                 <w:color w:val="000000"/>
                 <w:sz w:val="18"/>
               </w:rPr>
-              <w:t xml:space="preserve">summary_data = [] </w:t>
+              <w:t>train_df</w:t>
+            </w:r>
+            <w:proofErr w:type="spellEnd"/>
+            <w:r>
+              <w:rPr>
+                <w:rFonts w:ascii="Consolas" w:hAnsi="Consolas"/>
+                <w:color w:val="000000"/>
+                <w:sz w:val="18"/>
+              </w:rPr>
+              <w:t xml:space="preserve">, </w:t>
+            </w:r>
+            <w:proofErr w:type="spellStart"/>
+            <w:r>
+              <w:rPr>
+                <w:rFonts w:ascii="Consolas" w:hAnsi="Consolas"/>
+                <w:color w:val="000000"/>
+                <w:sz w:val="18"/>
+              </w:rPr>
+              <w:t>test_df</w:t>
+            </w:r>
+            <w:proofErr w:type="spellEnd"/>
+            <w:r>
+              <w:rPr>
+                <w:rFonts w:ascii="Consolas" w:hAnsi="Consolas"/>
+                <w:color w:val="000000"/>
+                <w:sz w:val="18"/>
+              </w:rPr>
+              <w:t xml:space="preserve">, </w:t>
+            </w:r>
+            <w:proofErr w:type="spellStart"/>
+            <w:r>
+              <w:rPr>
+                <w:rFonts w:ascii="Consolas" w:hAnsi="Consolas"/>
+                <w:color w:val="000000"/>
+                <w:sz w:val="18"/>
+              </w:rPr>
+              <w:t>threshold_rate</w:t>
+            </w:r>
+            <w:proofErr w:type="spellEnd"/>
+            <w:r>
+              <w:rPr>
+                <w:rFonts w:ascii="Consolas" w:hAnsi="Consolas"/>
+                <w:color w:val="000000"/>
+                <w:sz w:val="18"/>
+              </w:rPr>
+              <w:t xml:space="preserve">=0.99, </w:t>
+            </w:r>
+            <w:proofErr w:type="spellStart"/>
+            <w:r>
+              <w:rPr>
+                <w:rFonts w:ascii="Consolas" w:hAnsi="Consolas"/>
+                <w:color w:val="000000"/>
+                <w:sz w:val="18"/>
+              </w:rPr>
+              <w:t>save_report</w:t>
+            </w:r>
+            <w:proofErr w:type="spellEnd"/>
+            <w:r>
+              <w:rPr>
+                <w:rFonts w:ascii="Consolas" w:hAnsi="Consolas"/>
+                <w:color w:val="000000"/>
+                <w:sz w:val="18"/>
+              </w:rPr>
+              <w:t xml:space="preserve">=True): </w:t>
+            </w:r>
+          </w:p>
+          <w:p>
+            <w:proofErr w:type="spellStart"/>
+            <w:r>
+              <w:rPr>
+                <w:rFonts w:ascii="Consolas" w:hAnsi="Consolas"/>
+                <w:color w:val="000000"/>
+                <w:sz w:val="18"/>
+              </w:rPr>
+              <w:t>summary_data</w:t>
+            </w:r>
+            <w:proofErr w:type="spellEnd"/>
+            <w:r>
+              <w:rPr>
+                <w:rFonts w:ascii="Consolas" w:hAnsi="Consolas"/>
+                <w:color w:val="000000"/>
+                <w:sz w:val="18"/>
+              </w:rPr>
+              <w:t xml:space="preserve"> = [] </w:t>
             </w:r>
           </w:p>
           <w:p>
@@ -4251,75 +4032,304 @@
               </w:rPr>
               <w:t xml:space="preserve">in </w:t>
             </w:r>
+            <w:proofErr w:type="spellStart"/>
             <w:r>
               <w:rPr>
                 <w:rFonts w:ascii="Consolas" w:hAnsi="Consolas"/>
                 <w:color w:val="000000"/>
                 <w:sz w:val="18"/>
               </w:rPr>
-              <w:t xml:space="preserve">train_df.columns: </w:t>
-            </w:r>
-          </w:p>
-          <w:p>
+              <w:t>train_df.columns</w:t>
+            </w:r>
+            <w:proofErr w:type="spellEnd"/>
             <w:r>
               <w:rPr>
                 <w:rFonts w:ascii="Consolas" w:hAnsi="Consolas"/>
                 <w:color w:val="000000"/>
                 <w:sz w:val="18"/>
               </w:rPr>
-              <w:t xml:space="preserve">zero_count = (train_df[col] == 0).sum() </w:t>
+              <w:t xml:space="preserve">: </w:t>
             </w:r>
           </w:p>
           <w:p>
+            <w:proofErr w:type="spellStart"/>
             <w:r>
               <w:rPr>
                 <w:rFonts w:ascii="Consolas" w:hAnsi="Consolas"/>
                 <w:color w:val="000000"/>
                 <w:sz w:val="18"/>
               </w:rPr>
-              <w:lastRenderedPageBreak/>
-              <w:t xml:space="preserve">zero_rate = zero_count / len(train_df) </w:t>
-            </w:r>
-          </w:p>
-          <w:p>
+              <w:t>zero_count</w:t>
+            </w:r>
+            <w:proofErr w:type="spellEnd"/>
             <w:r>
               <w:rPr>
                 <w:rFonts w:ascii="Consolas" w:hAnsi="Consolas"/>
                 <w:color w:val="000000"/>
                 <w:sz w:val="18"/>
               </w:rPr>
-              <w:t xml:space="preserve">mode_freq = train_df[col].value_counts().iloc[0] </w:t>
-            </w:r>
-          </w:p>
-          <w:p>
+              <w:t xml:space="preserve"> = (</w:t>
+            </w:r>
+            <w:proofErr w:type="spellStart"/>
             <w:r>
               <w:rPr>
                 <w:rFonts w:ascii="Consolas" w:hAnsi="Consolas"/>
                 <w:color w:val="000000"/>
                 <w:sz w:val="18"/>
               </w:rPr>
-              <w:t xml:space="preserve">mode_rate = mode_freq / len(train_df) </w:t>
+              <w:t>train_df</w:t>
+            </w:r>
+            <w:proofErr w:type="spellEnd"/>
+            <w:r>
+              <w:rPr>
+                <w:rFonts w:ascii="Consolas" w:hAnsi="Consolas"/>
+                <w:color w:val="000000"/>
+                <w:sz w:val="18"/>
+              </w:rPr>
+              <w:t xml:space="preserve">[col] == 0).sum() </w:t>
+            </w:r>
+          </w:p>
+          <w:p>
+            <w:proofErr w:type="spellStart"/>
+            <w:r>
+              <w:rPr>
+                <w:rFonts w:ascii="Consolas" w:hAnsi="Consolas"/>
+                <w:color w:val="000000"/>
+                <w:sz w:val="18"/>
+              </w:rPr>
+              <w:t>zero_rate</w:t>
+            </w:r>
+            <w:proofErr w:type="spellEnd"/>
+            <w:r>
+              <w:rPr>
+                <w:rFonts w:ascii="Consolas" w:hAnsi="Consolas"/>
+                <w:color w:val="000000"/>
+                <w:sz w:val="18"/>
+              </w:rPr>
+              <w:t xml:space="preserve"> = </w:t>
+            </w:r>
+            <w:proofErr w:type="spellStart"/>
+            <w:r>
+              <w:rPr>
+                <w:rFonts w:ascii="Consolas" w:hAnsi="Consolas"/>
+                <w:color w:val="000000"/>
+                <w:sz w:val="18"/>
+              </w:rPr>
+              <w:t>zero_count</w:t>
+            </w:r>
+            <w:proofErr w:type="spellEnd"/>
+            <w:r>
+              <w:rPr>
+                <w:rFonts w:ascii="Consolas" w:hAnsi="Consolas"/>
+                <w:color w:val="000000"/>
+                <w:sz w:val="18"/>
+              </w:rPr>
+              <w:t xml:space="preserve"> / </w:t>
+            </w:r>
+            <w:proofErr w:type="spellStart"/>
+            <w:r>
+              <w:rPr>
+                <w:rFonts w:ascii="Consolas" w:hAnsi="Consolas"/>
+                <w:color w:val="000000"/>
+                <w:sz w:val="18"/>
+              </w:rPr>
+              <w:t>len</w:t>
+            </w:r>
+            <w:proofErr w:type="spellEnd"/>
+            <w:r>
+              <w:rPr>
+                <w:rFonts w:ascii="Consolas" w:hAnsi="Consolas"/>
+                <w:color w:val="000000"/>
+                <w:sz w:val="18"/>
+              </w:rPr>
+              <w:t>(</w:t>
+            </w:r>
+            <w:proofErr w:type="spellStart"/>
+            <w:r>
+              <w:rPr>
+                <w:rFonts w:ascii="Consolas" w:hAnsi="Consolas"/>
+                <w:color w:val="000000"/>
+                <w:sz w:val="18"/>
+              </w:rPr>
+              <w:t>train_df</w:t>
+            </w:r>
+            <w:proofErr w:type="spellEnd"/>
+            <w:r>
+              <w:rPr>
+                <w:rFonts w:ascii="Consolas" w:hAnsi="Consolas"/>
+                <w:color w:val="000000"/>
+                <w:sz w:val="18"/>
+              </w:rPr>
+              <w:t xml:space="preserve">) </w:t>
+            </w:r>
+          </w:p>
+          <w:p>
+            <w:proofErr w:type="spellStart"/>
+            <w:r>
+              <w:rPr>
+                <w:rFonts w:ascii="Consolas" w:hAnsi="Consolas"/>
+                <w:color w:val="000000"/>
+                <w:sz w:val="18"/>
+              </w:rPr>
+              <w:t>mode_freq</w:t>
+            </w:r>
+            <w:proofErr w:type="spellEnd"/>
+            <w:r>
+              <w:rPr>
+                <w:rFonts w:ascii="Consolas" w:hAnsi="Consolas"/>
+                <w:color w:val="000000"/>
+                <w:sz w:val="18"/>
+              </w:rPr>
+              <w:t xml:space="preserve"> = </w:t>
+            </w:r>
+            <w:proofErr w:type="spellStart"/>
+            <w:r>
+              <w:rPr>
+                <w:rFonts w:ascii="Consolas" w:hAnsi="Consolas"/>
+                <w:color w:val="000000"/>
+                <w:sz w:val="18"/>
+              </w:rPr>
+              <w:t>train_df</w:t>
+            </w:r>
+            <w:proofErr w:type="spellEnd"/>
+            <w:r>
+              <w:rPr>
+                <w:rFonts w:ascii="Consolas" w:hAnsi="Consolas"/>
+                <w:color w:val="000000"/>
+                <w:sz w:val="18"/>
+              </w:rPr>
+              <w:t>[col].</w:t>
+            </w:r>
+            <w:proofErr w:type="spellStart"/>
+            <w:r>
+              <w:rPr>
+                <w:rFonts w:ascii="Consolas" w:hAnsi="Consolas"/>
+                <w:color w:val="000000"/>
+                <w:sz w:val="18"/>
+              </w:rPr>
+              <w:t>value_counts</w:t>
+            </w:r>
+            <w:proofErr w:type="spellEnd"/>
+            <w:r>
+              <w:rPr>
+                <w:rFonts w:ascii="Consolas" w:hAnsi="Consolas"/>
+                <w:color w:val="000000"/>
+                <w:sz w:val="18"/>
+              </w:rPr>
+              <w:t>().</w:t>
+            </w:r>
+            <w:proofErr w:type="spellStart"/>
+            <w:r>
+              <w:rPr>
+                <w:rFonts w:ascii="Consolas" w:hAnsi="Consolas"/>
+                <w:color w:val="000000"/>
+                <w:sz w:val="18"/>
+              </w:rPr>
+              <w:t>iloc</w:t>
+            </w:r>
+            <w:proofErr w:type="spellEnd"/>
+            <w:r>
+              <w:rPr>
+                <w:rFonts w:ascii="Consolas" w:hAnsi="Consolas"/>
+                <w:color w:val="000000"/>
+                <w:sz w:val="18"/>
+              </w:rPr>
+              <w:t xml:space="preserve">[0] </w:t>
+            </w:r>
+          </w:p>
+          <w:p>
+            <w:proofErr w:type="spellStart"/>
+            <w:r>
+              <w:rPr>
+                <w:rFonts w:ascii="Consolas" w:hAnsi="Consolas"/>
+                <w:color w:val="000000"/>
+                <w:sz w:val="18"/>
+              </w:rPr>
+              <w:t>mode_rate</w:t>
+            </w:r>
+            <w:proofErr w:type="spellEnd"/>
+            <w:r>
+              <w:rPr>
+                <w:rFonts w:ascii="Consolas" w:hAnsi="Consolas"/>
+                <w:color w:val="000000"/>
+                <w:sz w:val="18"/>
+              </w:rPr>
+              <w:t xml:space="preserve"> = </w:t>
+            </w:r>
+            <w:proofErr w:type="spellStart"/>
+            <w:r>
+              <w:rPr>
+                <w:rFonts w:ascii="Consolas" w:hAnsi="Consolas"/>
+                <w:color w:val="000000"/>
+                <w:sz w:val="18"/>
+              </w:rPr>
+              <w:t>mode_freq</w:t>
+            </w:r>
+            <w:proofErr w:type="spellEnd"/>
+            <w:r>
+              <w:rPr>
+                <w:rFonts w:ascii="Consolas" w:hAnsi="Consolas"/>
+                <w:color w:val="000000"/>
+                <w:sz w:val="18"/>
+              </w:rPr>
+              <w:t xml:space="preserve"> / </w:t>
+            </w:r>
+            <w:proofErr w:type="spellStart"/>
+            <w:r>
+              <w:rPr>
+                <w:rFonts w:ascii="Consolas" w:hAnsi="Consolas"/>
+                <w:color w:val="000000"/>
+                <w:sz w:val="18"/>
+              </w:rPr>
+              <w:t>len</w:t>
+            </w:r>
+            <w:proofErr w:type="spellEnd"/>
+            <w:r>
+              <w:rPr>
+                <w:rFonts w:ascii="Consolas" w:hAnsi="Consolas"/>
+                <w:color w:val="000000"/>
+                <w:sz w:val="18"/>
+              </w:rPr>
+              <w:t>(</w:t>
+            </w:r>
+            <w:proofErr w:type="spellStart"/>
+            <w:r>
+              <w:rPr>
+                <w:rFonts w:ascii="Consolas" w:hAnsi="Consolas"/>
+                <w:color w:val="000000"/>
+                <w:sz w:val="18"/>
+              </w:rPr>
+              <w:t>train_df</w:t>
+            </w:r>
+            <w:proofErr w:type="spellEnd"/>
+            <w:r>
+              <w:rPr>
+                <w:rFonts w:ascii="Consolas" w:hAnsi="Consolas"/>
+                <w:color w:val="000000"/>
+                <w:sz w:val="18"/>
+              </w:rPr>
+              <w:t xml:space="preserve">) </w:t>
             </w:r>
           </w:p>
           <w:p/>
           <w:p>
+            <w:proofErr w:type="spellStart"/>
             <w:r>
               <w:rPr>
                 <w:rFonts w:ascii="Consolas" w:hAnsi="Consolas"/>
                 <w:color w:val="000000"/>
                 <w:sz w:val="18"/>
               </w:rPr>
-              <w:t xml:space="preserve">summary_data.append({ </w:t>
-            </w:r>
-          </w:p>
-          <w:p>
+              <w:t>summary_data.append</w:t>
+            </w:r>
+            <w:proofErr w:type="spellEnd"/>
             <w:r>
               <w:rPr>
                 <w:rFonts w:ascii="Consolas" w:hAnsi="Consolas"/>
                 <w:color w:val="000000"/>
                 <w:sz w:val="18"/>
               </w:rPr>
-              <w:t xml:space="preserve">"ColumnName": col, </w:t>
+              <w:t xml:space="preserve">({ </w:t>
             </w:r>
           </w:p>
           <w:p>
@@ -4329,27 +4339,25 @@
                 <w:color w:val="000000"/>
                 <w:sz w:val="18"/>
               </w:rPr>
-              <w:t xml:space="preserve">"na_Sum": train_df[col].isna().sum(), </w:t>
-            </w:r>
-          </w:p>
-          <w:p>
+              <w:t>"</w:t>
+            </w:r>
+            <w:proofErr w:type="spellStart"/>
             <w:r>
               <w:rPr>
                 <w:rFonts w:ascii="Consolas" w:hAnsi="Consolas"/>
                 <w:color w:val="000000"/>
                 <w:sz w:val="18"/>
               </w:rPr>
-              <w:t xml:space="preserve">"nUnique": train_df[col].nunique(), </w:t>
-            </w:r>
-          </w:p>
-          <w:p>
+              <w:t>ColumnName</w:t>
+            </w:r>
+            <w:proofErr w:type="spellEnd"/>
             <w:r>
               <w:rPr>
                 <w:rFonts w:ascii="Consolas" w:hAnsi="Consolas"/>
                 <w:color w:val="000000"/>
                 <w:sz w:val="18"/>
               </w:rPr>
-              <w:t xml:space="preserve">"mode": train_df[col].mode()[0], </w:t>
+              <w:t xml:space="preserve">": col, </w:t>
             </w:r>
           </w:p>
           <w:p>
@@ -4359,89 +4367,646 @@
                 <w:color w:val="000000"/>
                 <w:sz w:val="18"/>
               </w:rPr>
-              <w:t xml:space="preserve">"modeFreq": mode_freq, </w:t>
-            </w:r>
-          </w:p>
-          <w:p>
+              <w:t>"</w:t>
+            </w:r>
+            <w:proofErr w:type="spellStart"/>
             <w:r>
               <w:rPr>
                 <w:rFonts w:ascii="Consolas" w:hAnsi="Consolas"/>
                 <w:color w:val="000000"/>
                 <w:sz w:val="18"/>
               </w:rPr>
-              <w:t xml:space="preserve">"modeFreqRate": f"{mode_rate * 100:.2f}%", </w:t>
-            </w:r>
-          </w:p>
-          <w:p>
+              <w:t>na_Sum</w:t>
+            </w:r>
+            <w:proofErr w:type="spellEnd"/>
             <w:r>
               <w:rPr>
                 <w:rFonts w:ascii="Consolas" w:hAnsi="Consolas"/>
                 <w:color w:val="000000"/>
                 <w:sz w:val="18"/>
               </w:rPr>
-              <w:t xml:space="preserve">"zero_count": zero_count, </w:t>
-            </w:r>
-          </w:p>
-          <w:p>
+              <w:t xml:space="preserve">": </w:t>
+            </w:r>
+            <w:proofErr w:type="spellStart"/>
             <w:r>
               <w:rPr>
                 <w:rFonts w:ascii="Consolas" w:hAnsi="Consolas"/>
                 <w:color w:val="000000"/>
                 <w:sz w:val="18"/>
               </w:rPr>
-              <w:t xml:space="preserve">"zero_count_rate": zero_rate </w:t>
-            </w:r>
-          </w:p>
-          <w:p>
+              <w:t>train_df</w:t>
+            </w:r>
+            <w:proofErr w:type="spellEnd"/>
             <w:r>
               <w:rPr>
                 <w:rFonts w:ascii="Consolas" w:hAnsi="Consolas"/>
                 <w:color w:val="000000"/>
                 <w:sz w:val="18"/>
               </w:rPr>
+              <w:t>[col].</w:t>
+            </w:r>
+            <w:proofErr w:type="spellStart"/>
+            <w:r>
+              <w:rPr>
+                <w:rFonts w:ascii="Consolas" w:hAnsi="Consolas"/>
+                <w:color w:val="000000"/>
+                <w:sz w:val="18"/>
+              </w:rPr>
+              <w:t>isna</w:t>
+            </w:r>
+            <w:proofErr w:type="spellEnd"/>
+            <w:r>
+              <w:rPr>
+                <w:rFonts w:ascii="Consolas" w:hAnsi="Consolas"/>
+                <w:color w:val="000000"/>
+                <w:sz w:val="18"/>
+              </w:rPr>
+              <w:t xml:space="preserve">().sum(), </w:t>
+            </w:r>
+          </w:p>
+          <w:p>
+            <w:r>
+              <w:rPr>
+                <w:rFonts w:ascii="Consolas" w:hAnsi="Consolas"/>
+                <w:color w:val="000000"/>
+                <w:sz w:val="18"/>
+              </w:rPr>
+              <w:t>"</w:t>
+            </w:r>
+            <w:proofErr w:type="spellStart"/>
+            <w:r>
+              <w:rPr>
+                <w:rFonts w:ascii="Consolas" w:hAnsi="Consolas"/>
+                <w:color w:val="000000"/>
+                <w:sz w:val="18"/>
+              </w:rPr>
+              <w:t>nUnique</w:t>
+            </w:r>
+            <w:proofErr w:type="spellEnd"/>
+            <w:r>
+              <w:rPr>
+                <w:rFonts w:ascii="Consolas" w:hAnsi="Consolas"/>
+                <w:color w:val="000000"/>
+                <w:sz w:val="18"/>
+              </w:rPr>
+              <w:t xml:space="preserve">": </w:t>
+            </w:r>
+            <w:proofErr w:type="spellStart"/>
+            <w:r>
+              <w:rPr>
+                <w:rFonts w:ascii="Consolas" w:hAnsi="Consolas"/>
+                <w:color w:val="000000"/>
+                <w:sz w:val="18"/>
+              </w:rPr>
+              <w:t>train_df</w:t>
+            </w:r>
+            <w:proofErr w:type="spellEnd"/>
+            <w:r>
+              <w:rPr>
+                <w:rFonts w:ascii="Consolas" w:hAnsi="Consolas"/>
+                <w:color w:val="000000"/>
+                <w:sz w:val="18"/>
+              </w:rPr>
+              <w:t>[col].</w:t>
+            </w:r>
+            <w:proofErr w:type="spellStart"/>
+            <w:r>
+              <w:rPr>
+                <w:rFonts w:ascii="Consolas" w:hAnsi="Consolas"/>
+                <w:color w:val="000000"/>
+                <w:sz w:val="18"/>
+              </w:rPr>
+              <w:t>nunique</w:t>
+            </w:r>
+            <w:proofErr w:type="spellEnd"/>
+            <w:r>
+              <w:rPr>
+                <w:rFonts w:ascii="Consolas" w:hAnsi="Consolas"/>
+                <w:color w:val="000000"/>
+                <w:sz w:val="18"/>
+              </w:rPr>
+              <w:t xml:space="preserve">(), </w:t>
+            </w:r>
+          </w:p>
+          <w:p>
+            <w:r>
+              <w:rPr>
+                <w:rFonts w:ascii="Consolas" w:hAnsi="Consolas"/>
+                <w:color w:val="000000"/>
+                <w:sz w:val="18"/>
+              </w:rPr>
+              <w:lastRenderedPageBreak/>
+              <w:t xml:space="preserve">"mode": </w:t>
+            </w:r>
+            <w:proofErr w:type="spellStart"/>
+            <w:r>
+              <w:rPr>
+                <w:rFonts w:ascii="Consolas" w:hAnsi="Consolas"/>
+                <w:color w:val="000000"/>
+                <w:sz w:val="18"/>
+              </w:rPr>
+              <w:t>train_df</w:t>
+            </w:r>
+            <w:proofErr w:type="spellEnd"/>
+            <w:r>
+              <w:rPr>
+                <w:rFonts w:ascii="Consolas" w:hAnsi="Consolas"/>
+                <w:color w:val="000000"/>
+                <w:sz w:val="18"/>
+              </w:rPr>
+              <w:t xml:space="preserve">[col].mode()[0], </w:t>
+            </w:r>
+          </w:p>
+          <w:p>
+            <w:r>
+              <w:rPr>
+                <w:rFonts w:ascii="Consolas" w:hAnsi="Consolas"/>
+                <w:color w:val="000000"/>
+                <w:sz w:val="18"/>
+              </w:rPr>
+              <w:t>"</w:t>
+            </w:r>
+            <w:proofErr w:type="spellStart"/>
+            <w:r>
+              <w:rPr>
+                <w:rFonts w:ascii="Consolas" w:hAnsi="Consolas"/>
+                <w:color w:val="000000"/>
+                <w:sz w:val="18"/>
+              </w:rPr>
+              <w:t>modeFreq</w:t>
+            </w:r>
+            <w:proofErr w:type="spellEnd"/>
+            <w:r>
+              <w:rPr>
+                <w:rFonts w:ascii="Consolas" w:hAnsi="Consolas"/>
+                <w:color w:val="000000"/>
+                <w:sz w:val="18"/>
+              </w:rPr>
+              <w:t xml:space="preserve">": </w:t>
+            </w:r>
+            <w:proofErr w:type="spellStart"/>
+            <w:r>
+              <w:rPr>
+                <w:rFonts w:ascii="Consolas" w:hAnsi="Consolas"/>
+                <w:color w:val="000000"/>
+                <w:sz w:val="18"/>
+              </w:rPr>
+              <w:t>mode_freq</w:t>
+            </w:r>
+            <w:proofErr w:type="spellEnd"/>
+            <w:r>
+              <w:rPr>
+                <w:rFonts w:ascii="Consolas" w:hAnsi="Consolas"/>
+                <w:color w:val="000000"/>
+                <w:sz w:val="18"/>
+              </w:rPr>
+              <w:t xml:space="preserve">, </w:t>
+            </w:r>
+          </w:p>
+          <w:p>
+            <w:r>
+              <w:rPr>
+                <w:rFonts w:ascii="Consolas" w:hAnsi="Consolas"/>
+                <w:color w:val="000000"/>
+                <w:sz w:val="18"/>
+              </w:rPr>
+              <w:t>"</w:t>
+            </w:r>
+            <w:proofErr w:type="spellStart"/>
+            <w:r>
+              <w:rPr>
+                <w:rFonts w:ascii="Consolas" w:hAnsi="Consolas"/>
+                <w:color w:val="000000"/>
+                <w:sz w:val="18"/>
+              </w:rPr>
+              <w:t>modeFreqRate</w:t>
+            </w:r>
+            <w:proofErr w:type="spellEnd"/>
+            <w:r>
+              <w:rPr>
+                <w:rFonts w:ascii="Consolas" w:hAnsi="Consolas"/>
+                <w:color w:val="000000"/>
+                <w:sz w:val="18"/>
+              </w:rPr>
+              <w:t>": f"{</w:t>
+            </w:r>
+            <w:proofErr w:type="spellStart"/>
+            <w:r>
+              <w:rPr>
+                <w:rFonts w:ascii="Consolas" w:hAnsi="Consolas"/>
+                <w:color w:val="000000"/>
+                <w:sz w:val="18"/>
+              </w:rPr>
+              <w:t>mode_rate</w:t>
+            </w:r>
+            <w:proofErr w:type="spellEnd"/>
+            <w:r>
+              <w:rPr>
+                <w:rFonts w:ascii="Consolas" w:hAnsi="Consolas"/>
+                <w:color w:val="000000"/>
+                <w:sz w:val="18"/>
+              </w:rPr>
+              <w:t xml:space="preserve"> * 100:.2f}%", </w:t>
+            </w:r>
+          </w:p>
+          <w:p>
+            <w:r>
+              <w:rPr>
+                <w:rFonts w:ascii="Consolas" w:hAnsi="Consolas"/>
+                <w:color w:val="000000"/>
+                <w:sz w:val="18"/>
+              </w:rPr>
+              <w:t>"</w:t>
+            </w:r>
+            <w:proofErr w:type="spellStart"/>
+            <w:r>
+              <w:rPr>
+                <w:rFonts w:ascii="Consolas" w:hAnsi="Consolas"/>
+                <w:color w:val="000000"/>
+                <w:sz w:val="18"/>
+              </w:rPr>
+              <w:t>zero_count</w:t>
+            </w:r>
+            <w:proofErr w:type="spellEnd"/>
+            <w:r>
+              <w:rPr>
+                <w:rFonts w:ascii="Consolas" w:hAnsi="Consolas"/>
+                <w:color w:val="000000"/>
+                <w:sz w:val="18"/>
+              </w:rPr>
+              <w:t xml:space="preserve">": </w:t>
+            </w:r>
+            <w:proofErr w:type="spellStart"/>
+            <w:r>
+              <w:rPr>
+                <w:rFonts w:ascii="Consolas" w:hAnsi="Consolas"/>
+                <w:color w:val="000000"/>
+                <w:sz w:val="18"/>
+              </w:rPr>
+              <w:t>zero_count</w:t>
+            </w:r>
+            <w:proofErr w:type="spellEnd"/>
+            <w:r>
+              <w:rPr>
+                <w:rFonts w:ascii="Consolas" w:hAnsi="Consolas"/>
+                <w:color w:val="000000"/>
+                <w:sz w:val="18"/>
+              </w:rPr>
+              <w:t xml:space="preserve">, </w:t>
+            </w:r>
+          </w:p>
+          <w:p>
+            <w:r>
+              <w:rPr>
+                <w:rFonts w:ascii="Consolas" w:hAnsi="Consolas"/>
+                <w:color w:val="000000"/>
+                <w:sz w:val="18"/>
+              </w:rPr>
+              <w:t>"</w:t>
+            </w:r>
+            <w:proofErr w:type="spellStart"/>
+            <w:r>
+              <w:rPr>
+                <w:rFonts w:ascii="Consolas" w:hAnsi="Consolas"/>
+                <w:color w:val="000000"/>
+                <w:sz w:val="18"/>
+              </w:rPr>
+              <w:t>zero_count_rate</w:t>
+            </w:r>
+            <w:proofErr w:type="spellEnd"/>
+            <w:r>
+              <w:rPr>
+                <w:rFonts w:ascii="Consolas" w:hAnsi="Consolas"/>
+                <w:color w:val="000000"/>
+                <w:sz w:val="18"/>
+              </w:rPr>
+              <w:t xml:space="preserve">": </w:t>
+            </w:r>
+            <w:proofErr w:type="spellStart"/>
+            <w:r>
+              <w:rPr>
+                <w:rFonts w:ascii="Consolas" w:hAnsi="Consolas"/>
+                <w:color w:val="000000"/>
+                <w:sz w:val="18"/>
+              </w:rPr>
+              <w:t>zero_rate</w:t>
+            </w:r>
+            <w:proofErr w:type="spellEnd"/>
+            <w:r>
+              <w:rPr>
+                <w:rFonts w:ascii="Consolas" w:hAnsi="Consolas"/>
+                <w:color w:val="000000"/>
+                <w:sz w:val="18"/>
+              </w:rPr>
+              <w:t xml:space="preserve"> </w:t>
+            </w:r>
+          </w:p>
+          <w:p>
+            <w:r>
+              <w:rPr>
+                <w:rFonts w:ascii="Consolas" w:hAnsi="Consolas"/>
+                <w:color w:val="000000"/>
+                <w:sz w:val="18"/>
+              </w:rPr>
               <w:t xml:space="preserve">}) </w:t>
             </w:r>
           </w:p>
           <w:p/>
           <w:p>
+            <w:proofErr w:type="spellStart"/>
             <w:r>
               <w:rPr>
                 <w:rFonts w:ascii="Consolas" w:hAnsi="Consolas"/>
                 <w:color w:val="000000"/>
                 <w:sz w:val="18"/>
               </w:rPr>
-              <w:t xml:space="preserve">summary_df = pd.DataFrame(summary_data) </w:t>
-            </w:r>
-          </w:p>
-          <w:p>
+              <w:t>summary_df</w:t>
+            </w:r>
+            <w:proofErr w:type="spellEnd"/>
             <w:r>
               <w:rPr>
                 <w:rFonts w:ascii="Consolas" w:hAnsi="Consolas"/>
                 <w:color w:val="000000"/>
                 <w:sz w:val="18"/>
               </w:rPr>
-              <w:t xml:space="preserve">remove_cols = summary_df[summary_df["zero_count_rate"] &gt; threshold_rate]["ColumnName"].tolist() </w:t>
+              <w:t xml:space="preserve"> = </w:t>
+            </w:r>
+            <w:proofErr w:type="spellStart"/>
+            <w:r>
+              <w:rPr>
+                <w:rFonts w:ascii="Consolas" w:hAnsi="Consolas"/>
+                <w:color w:val="000000"/>
+                <w:sz w:val="18"/>
+              </w:rPr>
+              <w:t>pd.DataFrame</w:t>
+            </w:r>
+            <w:proofErr w:type="spellEnd"/>
+            <w:r>
+              <w:rPr>
+                <w:rFonts w:ascii="Consolas" w:hAnsi="Consolas"/>
+                <w:color w:val="000000"/>
+                <w:sz w:val="18"/>
+              </w:rPr>
+              <w:t>(</w:t>
+            </w:r>
+            <w:proofErr w:type="spellStart"/>
+            <w:r>
+              <w:rPr>
+                <w:rFonts w:ascii="Consolas" w:hAnsi="Consolas"/>
+                <w:color w:val="000000"/>
+                <w:sz w:val="18"/>
+              </w:rPr>
+              <w:t>summary_data</w:t>
+            </w:r>
+            <w:proofErr w:type="spellEnd"/>
+            <w:r>
+              <w:rPr>
+                <w:rFonts w:ascii="Consolas" w:hAnsi="Consolas"/>
+                <w:color w:val="000000"/>
+                <w:sz w:val="18"/>
+              </w:rPr>
+              <w:t xml:space="preserve">) </w:t>
+            </w:r>
+          </w:p>
+          <w:p>
+            <w:proofErr w:type="spellStart"/>
+            <w:r>
+              <w:rPr>
+                <w:rFonts w:ascii="Consolas" w:hAnsi="Consolas"/>
+                <w:color w:val="000000"/>
+                <w:sz w:val="18"/>
+              </w:rPr>
+              <w:t>remove_cols</w:t>
+            </w:r>
+            <w:proofErr w:type="spellEnd"/>
+            <w:r>
+              <w:rPr>
+                <w:rFonts w:ascii="Consolas" w:hAnsi="Consolas"/>
+                <w:color w:val="000000"/>
+                <w:sz w:val="18"/>
+              </w:rPr>
+              <w:t xml:space="preserve"> = </w:t>
+            </w:r>
+            <w:proofErr w:type="spellStart"/>
+            <w:r>
+              <w:rPr>
+                <w:rFonts w:ascii="Consolas" w:hAnsi="Consolas"/>
+                <w:color w:val="000000"/>
+                <w:sz w:val="18"/>
+              </w:rPr>
+              <w:t>summary_df</w:t>
+            </w:r>
+            <w:proofErr w:type="spellEnd"/>
+            <w:r>
+              <w:rPr>
+                <w:rFonts w:ascii="Consolas" w:hAnsi="Consolas"/>
+                <w:color w:val="000000"/>
+                <w:sz w:val="18"/>
+              </w:rPr>
+              <w:t>[</w:t>
+            </w:r>
+            <w:proofErr w:type="spellStart"/>
+            <w:r>
+              <w:rPr>
+                <w:rFonts w:ascii="Consolas" w:hAnsi="Consolas"/>
+                <w:color w:val="000000"/>
+                <w:sz w:val="18"/>
+              </w:rPr>
+              <w:t>summary_df</w:t>
+            </w:r>
+            <w:proofErr w:type="spellEnd"/>
+            <w:r>
+              <w:rPr>
+                <w:rFonts w:ascii="Consolas" w:hAnsi="Consolas"/>
+                <w:color w:val="000000"/>
+                <w:sz w:val="18"/>
+              </w:rPr>
+              <w:t>["</w:t>
+            </w:r>
+            <w:proofErr w:type="spellStart"/>
+            <w:r>
+              <w:rPr>
+                <w:rFonts w:ascii="Consolas" w:hAnsi="Consolas"/>
+                <w:color w:val="000000"/>
+                <w:sz w:val="18"/>
+              </w:rPr>
+              <w:t>zero_count_rate</w:t>
+            </w:r>
+            <w:proofErr w:type="spellEnd"/>
+            <w:r>
+              <w:rPr>
+                <w:rFonts w:ascii="Consolas" w:hAnsi="Consolas"/>
+                <w:color w:val="000000"/>
+                <w:sz w:val="18"/>
+              </w:rPr>
+              <w:t xml:space="preserve">"] &gt; </w:t>
+            </w:r>
+            <w:proofErr w:type="spellStart"/>
+            <w:r>
+              <w:rPr>
+                <w:rFonts w:ascii="Consolas" w:hAnsi="Consolas"/>
+                <w:color w:val="000000"/>
+                <w:sz w:val="18"/>
+              </w:rPr>
+              <w:t>threshold_rate</w:t>
+            </w:r>
+            <w:proofErr w:type="spellEnd"/>
+            <w:r>
+              <w:rPr>
+                <w:rFonts w:ascii="Consolas" w:hAnsi="Consolas"/>
+                <w:color w:val="000000"/>
+                <w:sz w:val="18"/>
+              </w:rPr>
+              <w:t>]["</w:t>
+            </w:r>
+            <w:proofErr w:type="spellStart"/>
+            <w:r>
+              <w:rPr>
+                <w:rFonts w:ascii="Consolas" w:hAnsi="Consolas"/>
+                <w:color w:val="000000"/>
+                <w:sz w:val="18"/>
+              </w:rPr>
+              <w:t>ColumnName</w:t>
+            </w:r>
+            <w:proofErr w:type="spellEnd"/>
+            <w:r>
+              <w:rPr>
+                <w:rFonts w:ascii="Consolas" w:hAnsi="Consolas"/>
+                <w:color w:val="000000"/>
+                <w:sz w:val="18"/>
+              </w:rPr>
+              <w:t>"].</w:t>
+            </w:r>
+            <w:proofErr w:type="spellStart"/>
+            <w:r>
+              <w:rPr>
+                <w:rFonts w:ascii="Consolas" w:hAnsi="Consolas"/>
+                <w:color w:val="000000"/>
+                <w:sz w:val="18"/>
+              </w:rPr>
+              <w:t>tolist</w:t>
+            </w:r>
+            <w:proofErr w:type="spellEnd"/>
+            <w:r>
+              <w:rPr>
+                <w:rFonts w:ascii="Consolas" w:hAnsi="Consolas"/>
+                <w:color w:val="000000"/>
+                <w:sz w:val="18"/>
+              </w:rPr>
+              <w:t xml:space="preserve">() </w:t>
             </w:r>
           </w:p>
           <w:p/>
           <w:p>
+            <w:proofErr w:type="spellStart"/>
             <w:r>
               <w:rPr>
                 <w:rFonts w:ascii="Consolas" w:hAnsi="Consolas"/>
                 <w:color w:val="000000"/>
                 <w:sz w:val="18"/>
               </w:rPr>
-              <w:t xml:space="preserve">clean_train_df = train_df.drop(remove_cols, axis=1) </w:t>
-            </w:r>
-          </w:p>
-          <w:p>
+              <w:t>clean_train_df</w:t>
+            </w:r>
+            <w:proofErr w:type="spellEnd"/>
             <w:r>
               <w:rPr>
                 <w:rFonts w:ascii="Consolas" w:hAnsi="Consolas"/>
                 <w:color w:val="000000"/>
                 <w:sz w:val="18"/>
               </w:rPr>
-              <w:t xml:space="preserve">clean_test_df = test_df.drop(remove_cols, axis=1) </w:t>
+              <w:t xml:space="preserve"> = </w:t>
+            </w:r>
+            <w:proofErr w:type="spellStart"/>
+            <w:r>
+              <w:rPr>
+                <w:rFonts w:ascii="Consolas" w:hAnsi="Consolas"/>
+                <w:color w:val="000000"/>
+                <w:sz w:val="18"/>
+              </w:rPr>
+              <w:t>train_df.drop</w:t>
+            </w:r>
+            <w:proofErr w:type="spellEnd"/>
+            <w:r>
+              <w:rPr>
+                <w:rFonts w:ascii="Consolas" w:hAnsi="Consolas"/>
+                <w:color w:val="000000"/>
+                <w:sz w:val="18"/>
+              </w:rPr>
+              <w:t>(</w:t>
+            </w:r>
+            <w:proofErr w:type="spellStart"/>
+            <w:r>
+              <w:rPr>
+                <w:rFonts w:ascii="Consolas" w:hAnsi="Consolas"/>
+                <w:color w:val="000000"/>
+                <w:sz w:val="18"/>
+              </w:rPr>
+              <w:t>remove_cols</w:t>
+            </w:r>
+            <w:proofErr w:type="spellEnd"/>
+            <w:r>
+              <w:rPr>
+                <w:rFonts w:ascii="Consolas" w:hAnsi="Consolas"/>
+                <w:color w:val="000000"/>
+                <w:sz w:val="18"/>
+              </w:rPr>
+              <w:t xml:space="preserve">, axis=1) </w:t>
+            </w:r>
+          </w:p>
+          <w:p>
+            <w:proofErr w:type="spellStart"/>
+            <w:r>
+              <w:rPr>
+                <w:rFonts w:ascii="Consolas" w:hAnsi="Consolas"/>
+                <w:color w:val="000000"/>
+                <w:sz w:val="18"/>
+              </w:rPr>
+              <w:t>clean_test_df</w:t>
+            </w:r>
+            <w:proofErr w:type="spellEnd"/>
+            <w:r>
+              <w:rPr>
+                <w:rFonts w:ascii="Consolas" w:hAnsi="Consolas"/>
+                <w:color w:val="000000"/>
+                <w:sz w:val="18"/>
+              </w:rPr>
+              <w:t xml:space="preserve"> = </w:t>
+            </w:r>
+            <w:proofErr w:type="spellStart"/>
+            <w:r>
+              <w:rPr>
+                <w:rFonts w:ascii="Consolas" w:hAnsi="Consolas"/>
+                <w:color w:val="000000"/>
+                <w:sz w:val="18"/>
+              </w:rPr>
+              <w:t>test_df.drop</w:t>
+            </w:r>
+            <w:proofErr w:type="spellEnd"/>
+            <w:r>
+              <w:rPr>
+                <w:rFonts w:ascii="Consolas" w:hAnsi="Consolas"/>
+                <w:color w:val="000000"/>
+                <w:sz w:val="18"/>
+              </w:rPr>
+              <w:t>(</w:t>
+            </w:r>
+            <w:proofErr w:type="spellStart"/>
+            <w:r>
+              <w:rPr>
+                <w:rFonts w:ascii="Consolas" w:hAnsi="Consolas"/>
+                <w:color w:val="000000"/>
+                <w:sz w:val="18"/>
+              </w:rPr>
+              <w:t>remove_cols</w:t>
+            </w:r>
+            <w:proofErr w:type="spellEnd"/>
+            <w:r>
+              <w:rPr>
+                <w:rFonts w:ascii="Consolas" w:hAnsi="Consolas"/>
+                <w:color w:val="000000"/>
+                <w:sz w:val="18"/>
+              </w:rPr>
+              <w:t xml:space="preserve">, axis=1) </w:t>
             </w:r>
           </w:p>
           <w:p>
@@ -4453,13 +5018,41 @@
               </w:rPr>
               <w:t xml:space="preserve">return </w:t>
             </w:r>
+            <w:proofErr w:type="spellStart"/>
             <w:r>
               <w:rPr>
                 <w:rFonts w:ascii="Consolas" w:hAnsi="Consolas"/>
                 <w:color w:val="000000"/>
                 <w:sz w:val="18"/>
               </w:rPr>
-              <w:t xml:space="preserve">clean_train_df, clean_test_df </w:t>
+              <w:t>clean_train_df</w:t>
+            </w:r>
+            <w:proofErr w:type="spellEnd"/>
+            <w:r>
+              <w:rPr>
+                <w:rFonts w:ascii="Consolas" w:hAnsi="Consolas"/>
+                <w:color w:val="000000"/>
+                <w:sz w:val="18"/>
+              </w:rPr>
+              <w:t xml:space="preserve">, </w:t>
+            </w:r>
+            <w:proofErr w:type="spellStart"/>
+            <w:r>
+              <w:rPr>
+                <w:rFonts w:ascii="Consolas" w:hAnsi="Consolas"/>
+                <w:color w:val="000000"/>
+                <w:sz w:val="18"/>
+              </w:rPr>
+              <w:t>clean_test_df</w:t>
+            </w:r>
+            <w:proofErr w:type="spellEnd"/>
+            <w:r>
+              <w:rPr>
+                <w:rFonts w:ascii="Consolas" w:hAnsi="Consolas"/>
+                <w:color w:val="000000"/>
+                <w:sz w:val="18"/>
+              </w:rPr>
+              <w:t xml:space="preserve"> </w:t>
             </w:r>
           </w:p>
         </w:tc>
@@ -4476,6 +5069,7 @@
         <w:rPr>
           <w:lang w:eastAsia="ko-KR"/>
         </w:rPr>
+        <w:lastRenderedPageBreak/>
         <w:t>다중공선성</w:t>
       </w:r>
       <w:proofErr w:type="spellEnd"/>
@@ -4968,13 +5562,16 @@
     </w:p>
     <w:p>
       <w:pPr>
-        <w:pStyle w:val="21"/>
+        <w:pStyle w:val="4"/>
       </w:pPr>
       <w:r>
         <w:t xml:space="preserve">2.3.3 </w:t>
       </w:r>
       <w:proofErr w:type="spellStart"/>
       <w:r>
+        <w:rPr>
+          <w:rFonts w:ascii="맑은 고딕" w:eastAsia="맑은 고딕" w:hAnsi="맑은 고딕" w:cs="맑은 고딕" w:hint="eastAsia"/>
+        </w:rPr>
         <w:t>이상치</w:t>
       </w:r>
       <w:proofErr w:type="spellEnd"/>
@@ -4983,6 +5580,9 @@
       </w:r>
       <w:proofErr w:type="spellStart"/>
       <w:r>
+        <w:rPr>
+          <w:rFonts w:ascii="맑은 고딕" w:eastAsia="맑은 고딕" w:hAnsi="맑은 고딕" w:cs="맑은 고딕" w:hint="eastAsia"/>
+        </w:rPr>
         <w:t>처리</w:t>
       </w:r>
       <w:proofErr w:type="spellEnd"/>
@@ -5013,14 +5613,41 @@
           </w:tcPr>
           <w:p/>
           <w:p>
+            <w:proofErr w:type="spellStart"/>
             <w:r>
               <w:rPr>
                 <w:rFonts w:ascii="Consolas" w:hAnsi="Consolas"/>
                 <w:color w:val="000000"/>
                 <w:sz w:val="18"/>
               </w:rPr>
-              <w:lastRenderedPageBreak/>
-              <w:t xml:space="preserve">X_features['var15'] = X_features['var15'].clip(upper=100) </w:t>
+              <w:t>X_features</w:t>
+            </w:r>
+            <w:proofErr w:type="spellEnd"/>
+            <w:r>
+              <w:rPr>
+                <w:rFonts w:ascii="Consolas" w:hAnsi="Consolas"/>
+                <w:color w:val="000000"/>
+                <w:sz w:val="18"/>
+              </w:rPr>
+              <w:t xml:space="preserve">['var15'] = </w:t>
+            </w:r>
+            <w:proofErr w:type="spellStart"/>
+            <w:r>
+              <w:rPr>
+                <w:rFonts w:ascii="Consolas" w:hAnsi="Consolas"/>
+                <w:color w:val="000000"/>
+                <w:sz w:val="18"/>
+              </w:rPr>
+              <w:t>X_features</w:t>
+            </w:r>
+            <w:proofErr w:type="spellEnd"/>
+            <w:r>
+              <w:rPr>
+                <w:rFonts w:ascii="Consolas" w:hAnsi="Consolas"/>
+                <w:color w:val="000000"/>
+                <w:sz w:val="18"/>
+              </w:rPr>
+              <w:t xml:space="preserve">['var15'].clip(upper=100) </w:t>
             </w:r>
           </w:p>
         </w:tc>
@@ -5036,7 +5663,6 @@
         <w:rPr>
           <w:lang w:eastAsia="ko-KR"/>
         </w:rPr>
-        <w:lastRenderedPageBreak/>
         <w:t>연속형</w:t>
       </w:r>
       <w:r>
@@ -5522,7 +6148,7 @@
     </w:p>
     <w:p>
       <w:pPr>
-        <w:pStyle w:val="21"/>
+        <w:pStyle w:val="4"/>
         <w:rPr>
           <w:lang w:eastAsia="ko-KR"/>
         </w:rPr>
@@ -5535,6 +6161,7 @@
       </w:r>
       <w:r>
         <w:rPr>
+          <w:rFonts w:ascii="맑은 고딕" w:eastAsia="맑은 고딕" w:hAnsi="맑은 고딕" w:cs="맑은 고딕" w:hint="eastAsia"/>
           <w:lang w:eastAsia="ko-KR"/>
         </w:rPr>
         <w:t>로그</w:t>
@@ -5547,6 +6174,7 @@
       </w:r>
       <w:r>
         <w:rPr>
+          <w:rFonts w:ascii="맑은 고딕" w:eastAsia="맑은 고딕" w:hAnsi="맑은 고딕" w:cs="맑은 고딕" w:hint="eastAsia"/>
           <w:lang w:eastAsia="ko-KR"/>
         </w:rPr>
         <w:t>변환을</w:t>
@@ -5559,6 +6187,7 @@
       </w:r>
       <w:r>
         <w:rPr>
+          <w:rFonts w:ascii="맑은 고딕" w:eastAsia="맑은 고딕" w:hAnsi="맑은 고딕" w:cs="맑은 고딕" w:hint="eastAsia"/>
           <w:lang w:eastAsia="ko-KR"/>
         </w:rPr>
         <w:t>통한</w:t>
@@ -5572,6 +6201,7 @@
       <w:proofErr w:type="spellStart"/>
       <w:r>
         <w:rPr>
+          <w:rFonts w:ascii="맑은 고딕" w:eastAsia="맑은 고딕" w:hAnsi="맑은 고딕" w:cs="맑은 고딕" w:hint="eastAsia"/>
           <w:lang w:eastAsia="ko-KR"/>
         </w:rPr>
         <w:t>고왜도</w:t>
@@ -5585,6 +6215,7 @@
       </w:r>
       <w:r>
         <w:rPr>
+          <w:rFonts w:ascii="맑은 고딕" w:eastAsia="맑은 고딕" w:hAnsi="맑은 고딕" w:cs="맑은 고딕" w:hint="eastAsia"/>
           <w:lang w:eastAsia="ko-KR"/>
         </w:rPr>
         <w:t>보정</w:t>
@@ -5878,6 +6509,7 @@
         <w:rPr>
           <w:lang w:eastAsia="ko-KR"/>
         </w:rPr>
+        <w:lastRenderedPageBreak/>
         <w:t>이러한</w:t>
       </w:r>
       <w:r>
@@ -6093,7 +6725,7 @@
     </w:p>
     <w:p>
       <w:pPr>
-        <w:pStyle w:val="21"/>
+        <w:pStyle w:val="4"/>
         <w:rPr>
           <w:lang w:eastAsia="ko-KR"/>
         </w:rPr>
@@ -6106,6 +6738,7 @@
       </w:r>
       <w:r>
         <w:rPr>
+          <w:rFonts w:ascii="맑은 고딕" w:eastAsia="맑은 고딕" w:hAnsi="맑은 고딕" w:cs="맑은 고딕" w:hint="eastAsia"/>
           <w:lang w:eastAsia="ko-KR"/>
         </w:rPr>
         <w:t>인코딩</w:t>
@@ -6528,7 +7161,7 @@
     </w:p>
     <w:p>
       <w:pPr>
-        <w:pStyle w:val="21"/>
+        <w:pStyle w:val="4"/>
         <w:rPr>
           <w:lang w:eastAsia="ko-KR"/>
         </w:rPr>
@@ -6541,6 +7174,7 @@
       </w:r>
       <w:r>
         <w:rPr>
+          <w:rFonts w:ascii="맑은 고딕" w:eastAsia="맑은 고딕" w:hAnsi="맑은 고딕" w:cs="맑은 고딕" w:hint="eastAsia"/>
           <w:lang w:eastAsia="ko-KR"/>
         </w:rPr>
         <w:t>스케일링</w:t>
@@ -6915,7 +7549,7 @@
     </w:p>
     <w:p>
       <w:pPr>
-        <w:pStyle w:val="21"/>
+        <w:pStyle w:val="4"/>
         <w:rPr>
           <w:lang w:eastAsia="ko-KR"/>
         </w:rPr>
@@ -6928,6 +7562,7 @@
       </w:r>
       <w:r>
         <w:rPr>
+          <w:rFonts w:ascii="맑은 고딕" w:eastAsia="맑은 고딕" w:hAnsi="맑은 고딕" w:cs="맑은 고딕" w:hint="eastAsia"/>
           <w:lang w:eastAsia="ko-KR"/>
         </w:rPr>
         <w:t>최종</w:t>
@@ -6940,6 +7575,7 @@
       </w:r>
       <w:r>
         <w:rPr>
+          <w:rFonts w:ascii="맑은 고딕" w:eastAsia="맑은 고딕" w:hAnsi="맑은 고딕" w:cs="맑은 고딕" w:hint="eastAsia"/>
           <w:lang w:eastAsia="ko-KR"/>
         </w:rPr>
         <w:t>요약</w:t>
@@ -7491,6 +8127,12 @@
         <w:rPr>
           <w:lang w:eastAsia="ko-KR"/>
         </w:rPr>
+        <w:sectPr>
+          <w:pgSz w:w="12240" w:h="15840"/>
+          <w:pgMar w:top="1440" w:right="1800" w:bottom="1440" w:left="1800" w:header="720" w:footer="720" w:gutter="0"/>
+          <w:cols w:space="720"/>
+          <w:docGrid w:linePitch="360"/>
+        </w:sectPr>
       </w:pPr>
       <w:r>
         <w:rPr>
@@ -7720,6 +8362,13 @@
         </w:rPr>
         <w:t>.</w:t>
       </w:r>
+    </w:p>
+    <w:p>
+      <w:pPr>
+        <w:rPr>
+          <w:lang w:eastAsia="ko-KR"/>
+        </w:rPr>
+      </w:pPr>
     </w:p>
     <w:sectPr>
       <w:pgSz w:w="12240" w:h="15840"/>
@@ -8400,7 +9049,6 @@
     <w:next w:val="a1"/>
     <w:link w:val="4Char"/>
     <w:uiPriority w:val="9"/>
-    <w:semiHidden/>
     <w:unhideWhenUsed/>
     <w:qFormat/>
     <w:rsid w:val="00FC693F"/>
@@ -9021,7 +9669,6 @@
     <w:basedOn w:val="a2"/>
     <w:link w:val="4"/>
     <w:uiPriority w:val="9"/>
-    <w:semiHidden/>
     <w:rsid w:val="00FC693F"/>
     <w:rPr>
       <w:rFonts w:asciiTheme="majorHAnsi" w:eastAsiaTheme="majorEastAsia" w:hAnsiTheme="majorHAnsi" w:cstheme="majorBidi"/>
@@ -19313,6 +19960,141 @@
         <w:shd w:val="clear" w:color="auto" w:fill="FBCAA2" w:themeFill="accent6" w:themeFillTint="7F"/>
       </w:tcPr>
     </w:tblStylePr>
+  </w:style>
+  <w:style w:type="table" w:styleId="5-1">
+    <w:name w:val="Grid Table 5 Dark Accent 1"/>
+    <w:basedOn w:val="a3"/>
+    <w:uiPriority w:val="50"/>
+    <w:rsid w:val="00B61D77"/>
+    <w:pPr>
+      <w:spacing w:after="0" w:line="240" w:lineRule="auto"/>
+    </w:pPr>
+    <w:rPr>
+      <w:sz w:val="21"/>
+      <w:szCs w:val="21"/>
+      <w:lang w:eastAsia="ko-KR"/>
+    </w:rPr>
+    <w:tblPr>
+      <w:tblStyleRowBandSize w:val="1"/>
+      <w:tblStyleColBandSize w:val="1"/>
+      <w:tblBorders>
+        <w:top w:val="single" w:sz="4" w:space="0" w:color="FFFFFF" w:themeColor="background1"/>
+        <w:left w:val="single" w:sz="4" w:space="0" w:color="FFFFFF" w:themeColor="background1"/>
+        <w:bottom w:val="single" w:sz="4" w:space="0" w:color="FFFFFF" w:themeColor="background1"/>
+        <w:right w:val="single" w:sz="4" w:space="0" w:color="FFFFFF" w:themeColor="background1"/>
+        <w:insideH w:val="single" w:sz="4" w:space="0" w:color="FFFFFF" w:themeColor="background1"/>
+        <w:insideV w:val="single" w:sz="4" w:space="0" w:color="FFFFFF" w:themeColor="background1"/>
+      </w:tblBorders>
+    </w:tblPr>
+    <w:tcPr>
+      <w:shd w:val="clear" w:color="auto" w:fill="DBE5F1" w:themeFill="accent1" w:themeFillTint="33"/>
+    </w:tcPr>
+    <w:tblStylePr w:type="firstRow">
+      <w:rPr>
+        <w:b/>
+        <w:bCs/>
+        <w:color w:val="FFFFFF" w:themeColor="background1"/>
+      </w:rPr>
+      <w:tblPr/>
+      <w:tcPr>
+        <w:tcBorders>
+          <w:top w:val="single" w:sz="4" w:space="0" w:color="FFFFFF" w:themeColor="background1"/>
+          <w:left w:val="single" w:sz="4" w:space="0" w:color="FFFFFF" w:themeColor="background1"/>
+          <w:right w:val="single" w:sz="4" w:space="0" w:color="FFFFFF" w:themeColor="background1"/>
+          <w:insideH w:val="nil"/>
+          <w:insideV w:val="nil"/>
+        </w:tcBorders>
+        <w:shd w:val="clear" w:color="auto" w:fill="4F81BD" w:themeFill="accent1"/>
+      </w:tcPr>
+    </w:tblStylePr>
+    <w:tblStylePr w:type="lastRow">
+      <w:rPr>
+        <w:b/>
+        <w:bCs/>
+        <w:color w:val="FFFFFF" w:themeColor="background1"/>
+      </w:rPr>
+      <w:tblPr/>
+      <w:tcPr>
+        <w:tcBorders>
+          <w:left w:val="single" w:sz="4" w:space="0" w:color="FFFFFF" w:themeColor="background1"/>
+          <w:bottom w:val="single" w:sz="4" w:space="0" w:color="FFFFFF" w:themeColor="background1"/>
+          <w:right w:val="single" w:sz="4" w:space="0" w:color="FFFFFF" w:themeColor="background1"/>
+          <w:insideH w:val="nil"/>
+          <w:insideV w:val="nil"/>
+        </w:tcBorders>
+        <w:shd w:val="clear" w:color="auto" w:fill="4F81BD" w:themeFill="accent1"/>
+      </w:tcPr>
+    </w:tblStylePr>
+    <w:tblStylePr w:type="firstCol">
+      <w:rPr>
+        <w:b/>
+        <w:bCs/>
+        <w:color w:val="FFFFFF" w:themeColor="background1"/>
+      </w:rPr>
+      <w:tblPr/>
+      <w:tcPr>
+        <w:tcBorders>
+          <w:top w:val="single" w:sz="4" w:space="0" w:color="FFFFFF" w:themeColor="background1"/>
+          <w:left w:val="single" w:sz="4" w:space="0" w:color="FFFFFF" w:themeColor="background1"/>
+          <w:bottom w:val="single" w:sz="4" w:space="0" w:color="FFFFFF" w:themeColor="background1"/>
+          <w:insideV w:val="nil"/>
+        </w:tcBorders>
+        <w:shd w:val="clear" w:color="auto" w:fill="4F81BD" w:themeFill="accent1"/>
+      </w:tcPr>
+    </w:tblStylePr>
+    <w:tblStylePr w:type="lastCol">
+      <w:rPr>
+        <w:b/>
+        <w:bCs/>
+        <w:color w:val="FFFFFF" w:themeColor="background1"/>
+      </w:rPr>
+      <w:tblPr/>
+      <w:tcPr>
+        <w:tcBorders>
+          <w:top w:val="single" w:sz="4" w:space="0" w:color="FFFFFF" w:themeColor="background1"/>
+          <w:bottom w:val="single" w:sz="4" w:space="0" w:color="FFFFFF" w:themeColor="background1"/>
+          <w:right w:val="single" w:sz="4" w:space="0" w:color="FFFFFF" w:themeColor="background1"/>
+          <w:insideV w:val="nil"/>
+        </w:tcBorders>
+        <w:shd w:val="clear" w:color="auto" w:fill="4F81BD" w:themeFill="accent1"/>
+      </w:tcPr>
+    </w:tblStylePr>
+    <w:tblStylePr w:type="band1Vert">
+      <w:tblPr/>
+      <w:tcPr>
+        <w:shd w:val="clear" w:color="auto" w:fill="B8CCE4" w:themeFill="accent1" w:themeFillTint="66"/>
+      </w:tcPr>
+    </w:tblStylePr>
+    <w:tblStylePr w:type="band1Horz">
+      <w:tblPr/>
+      <w:tcPr>
+        <w:shd w:val="clear" w:color="auto" w:fill="B8CCE4" w:themeFill="accent1" w:themeFillTint="66"/>
+      </w:tcPr>
+    </w:tblStylePr>
+  </w:style>
+  <w:style w:type="character" w:customStyle="1" w:styleId="2Char1">
+    <w:name w:val="제목 2 Char1"/>
+    <w:basedOn w:val="a2"/>
+    <w:uiPriority w:val="9"/>
+    <w:rsid w:val="00DE4D49"/>
+    <w:rPr>
+      <w:b/>
+      <w:bCs/>
+      <w:sz w:val="32"/>
+      <w:szCs w:val="32"/>
+    </w:rPr>
+  </w:style>
+  <w:style w:type="character" w:customStyle="1" w:styleId="3Char1">
+    <w:name w:val="제목 3 Char1"/>
+    <w:basedOn w:val="a2"/>
+    <w:uiPriority w:val="9"/>
+    <w:rsid w:val="00DE4D49"/>
+    <w:rPr>
+      <w:b/>
+      <w:bCs/>
+      <w:sz w:val="28"/>
+      <w:szCs w:val="28"/>
+    </w:rPr>
   </w:style>
 </w:styles>
 </file>
